--- a/Tuan04/22001895_NguyenThiThanhHien_Tuan04.docx
+++ b/Tuan04/22001895_NguyenThiThanhHien_Tuan04.docx
@@ -192,6 +192,7 @@
             <w:r>
               <w:rPr>
                 <w:rFonts w:ascii="Times New Roman" w:hAnsi="Times New Roman" w:cs="Times New Roman"/>
+                <w:noProof/>
                 <w:sz w:val="26"/>
                 <w:szCs w:val="26"/>
                 <w:lang w:val="vi-VN"/>
@@ -212,7 +213,7 @@
                           <pic:cNvPicPr/>
                         </pic:nvPicPr>
                         <pic:blipFill>
-                          <a:blip r:embed="rId5"/>
+                          <a:blip r:embed="rId6"/>
                           <a:stretch>
                             <a:fillRect/>
                           </a:stretch>
@@ -324,6 +325,7 @@
             <w:r>
               <w:rPr>
                 <w:rFonts w:ascii="Times New Roman" w:hAnsi="Times New Roman" w:cs="Times New Roman"/>
+                <w:noProof/>
                 <w:sz w:val="26"/>
                 <w:szCs w:val="26"/>
                 <w:lang w:val="vi-VN"/>
@@ -344,7 +346,7 @@
                           <pic:cNvPicPr/>
                         </pic:nvPicPr>
                         <pic:blipFill>
-                          <a:blip r:embed="rId6"/>
+                          <a:blip r:embed="rId7"/>
                           <a:stretch>
                             <a:fillRect/>
                           </a:stretch>
@@ -456,6 +458,7 @@
             <w:r>
               <w:rPr>
                 <w:rFonts w:ascii="Times New Roman" w:hAnsi="Times New Roman" w:cs="Times New Roman"/>
+                <w:noProof/>
                 <w:sz w:val="26"/>
                 <w:szCs w:val="26"/>
                 <w:lang w:val="vi-VN"/>
@@ -477,7 +480,7 @@
                           <pic:cNvPicPr/>
                         </pic:nvPicPr>
                         <pic:blipFill>
-                          <a:blip r:embed="rId7"/>
+                          <a:blip r:embed="rId8"/>
                           <a:stretch>
                             <a:fillRect/>
                           </a:stretch>
@@ -590,6 +593,7 @@
             <w:r>
               <w:rPr>
                 <w:rFonts w:ascii="Times New Roman" w:hAnsi="Times New Roman" w:cs="Times New Roman"/>
+                <w:noProof/>
                 <w:sz w:val="26"/>
                 <w:szCs w:val="26"/>
                 <w:lang w:val="vi-VN"/>
@@ -610,7 +614,7 @@
                           <pic:cNvPicPr/>
                         </pic:nvPicPr>
                         <pic:blipFill>
-                          <a:blip r:embed="rId8"/>
+                          <a:blip r:embed="rId9"/>
                           <a:stretch>
                             <a:fillRect/>
                           </a:stretch>
@@ -722,6 +726,7 @@
             <w:r>
               <w:rPr>
                 <w:rFonts w:ascii="Times New Roman" w:hAnsi="Times New Roman" w:cs="Times New Roman"/>
+                <w:noProof/>
                 <w:sz w:val="26"/>
                 <w:szCs w:val="26"/>
                 <w:lang w:val="vi-VN"/>
@@ -742,7 +747,7 @@
                           <pic:cNvPicPr/>
                         </pic:nvPicPr>
                         <pic:blipFill>
-                          <a:blip r:embed="rId9"/>
+                          <a:blip r:embed="rId10"/>
                           <a:stretch>
                             <a:fillRect/>
                           </a:stretch>
@@ -865,6 +870,7 @@
             <w:r>
               <w:rPr>
                 <w:rFonts w:ascii="Times New Roman" w:hAnsi="Times New Roman" w:cs="Times New Roman"/>
+                <w:noProof/>
                 <w:sz w:val="26"/>
                 <w:szCs w:val="26"/>
                 <w:lang w:val="vi-VN"/>
@@ -886,7 +892,7 @@
                           <pic:cNvPicPr/>
                         </pic:nvPicPr>
                         <pic:blipFill>
-                          <a:blip r:embed="rId10"/>
+                          <a:blip r:embed="rId11"/>
                           <a:stretch>
                             <a:fillRect/>
                           </a:stretch>
@@ -1023,6 +1029,7 @@
             <w:r>
               <w:rPr>
                 <w:rFonts w:ascii="Times New Roman" w:hAnsi="Times New Roman" w:cs="Times New Roman"/>
+                <w:noProof/>
                 <w:sz w:val="26"/>
                 <w:szCs w:val="26"/>
                 <w:lang w:val="vi-VN"/>
@@ -1043,7 +1050,7 @@
                           <pic:cNvPicPr/>
                         </pic:nvPicPr>
                         <pic:blipFill>
-                          <a:blip r:embed="rId11"/>
+                          <a:blip r:embed="rId12"/>
                           <a:stretch>
                             <a:fillRect/>
                           </a:stretch>
@@ -1155,6 +1162,7 @@
             <w:r>
               <w:rPr>
                 <w:rFonts w:ascii="Times New Roman" w:hAnsi="Times New Roman" w:cs="Times New Roman"/>
+                <w:noProof/>
                 <w:sz w:val="26"/>
                 <w:szCs w:val="26"/>
                 <w:lang w:val="vi-VN"/>
@@ -1176,7 +1184,7 @@
                           <pic:cNvPicPr/>
                         </pic:nvPicPr>
                         <pic:blipFill>
-                          <a:blip r:embed="rId12"/>
+                          <a:blip r:embed="rId13"/>
                           <a:stretch>
                             <a:fillRect/>
                           </a:stretch>
@@ -1289,6 +1297,7 @@
             <w:r>
               <w:rPr>
                 <w:rFonts w:ascii="Times New Roman" w:hAnsi="Times New Roman" w:cs="Times New Roman"/>
+                <w:noProof/>
                 <w:sz w:val="26"/>
                 <w:szCs w:val="26"/>
                 <w:lang w:val="vi-VN"/>
@@ -1309,7 +1318,7 @@
                           <pic:cNvPicPr/>
                         </pic:nvPicPr>
                         <pic:blipFill>
-                          <a:blip r:embed="rId13"/>
+                          <a:blip r:embed="rId14"/>
                           <a:stretch>
                             <a:fillRect/>
                           </a:stretch>
@@ -1421,6 +1430,7 @@
             <w:r>
               <w:rPr>
                 <w:rFonts w:ascii="Times New Roman" w:hAnsi="Times New Roman" w:cs="Times New Roman"/>
+                <w:noProof/>
                 <w:sz w:val="26"/>
                 <w:szCs w:val="26"/>
                 <w:lang w:val="vi-VN"/>
@@ -1441,7 +1451,7 @@
                           <pic:cNvPicPr/>
                         </pic:nvPicPr>
                         <pic:blipFill>
-                          <a:blip r:embed="rId14"/>
+                          <a:blip r:embed="rId15"/>
                           <a:stretch>
                             <a:fillRect/>
                           </a:stretch>
@@ -1553,6 +1563,7 @@
             <w:r>
               <w:rPr>
                 <w:rFonts w:ascii="Times New Roman" w:hAnsi="Times New Roman" w:cs="Times New Roman"/>
+                <w:noProof/>
                 <w:sz w:val="26"/>
                 <w:szCs w:val="26"/>
                 <w:lang w:val="vi-VN"/>
@@ -1574,7 +1585,7 @@
                           <pic:cNvPicPr/>
                         </pic:nvPicPr>
                         <pic:blipFill>
-                          <a:blip r:embed="rId15"/>
+                          <a:blip r:embed="rId16"/>
                           <a:stretch>
                             <a:fillRect/>
                           </a:stretch>
@@ -1687,6 +1698,7 @@
             <w:r>
               <w:rPr>
                 <w:rFonts w:ascii="Times New Roman" w:hAnsi="Times New Roman" w:cs="Times New Roman"/>
+                <w:noProof/>
                 <w:sz w:val="26"/>
                 <w:szCs w:val="26"/>
                 <w:lang w:val="vi-VN"/>
@@ -1707,7 +1719,7 @@
                           <pic:cNvPicPr/>
                         </pic:nvPicPr>
                         <pic:blipFill>
-                          <a:blip r:embed="rId16"/>
+                          <a:blip r:embed="rId17"/>
                           <a:stretch>
                             <a:fillRect/>
                           </a:stretch>
@@ -1819,6 +1831,7 @@
             <w:r>
               <w:rPr>
                 <w:rFonts w:ascii="Times New Roman" w:hAnsi="Times New Roman" w:cs="Times New Roman"/>
+                <w:noProof/>
                 <w:sz w:val="26"/>
                 <w:szCs w:val="26"/>
                 <w:lang w:val="vi-VN"/>
@@ -1839,7 +1852,7 @@
                           <pic:cNvPicPr/>
                         </pic:nvPicPr>
                         <pic:blipFill>
-                          <a:blip r:embed="rId17"/>
+                          <a:blip r:embed="rId18"/>
                           <a:stretch>
                             <a:fillRect/>
                           </a:stretch>
@@ -1951,6 +1964,7 @@
             <w:r>
               <w:rPr>
                 <w:rFonts w:ascii="Times New Roman" w:hAnsi="Times New Roman" w:cs="Times New Roman"/>
+                <w:noProof/>
                 <w:sz w:val="26"/>
                 <w:szCs w:val="26"/>
                 <w:lang w:val="vi-VN"/>
@@ -1971,7 +1985,7 @@
                           <pic:cNvPicPr/>
                         </pic:nvPicPr>
                         <pic:blipFill>
-                          <a:blip r:embed="rId18"/>
+                          <a:blip r:embed="rId19"/>
                           <a:stretch>
                             <a:fillRect/>
                           </a:stretch>
@@ -2080,6 +2094,7 @@
             <w:r>
               <w:rPr>
                 <w:rFonts w:ascii="Times New Roman" w:hAnsi="Times New Roman" w:cs="Times New Roman"/>
+                <w:noProof/>
                 <w:sz w:val="26"/>
                 <w:szCs w:val="26"/>
                 <w:lang w:val="vi-VN"/>
@@ -2100,7 +2115,7 @@
                           <pic:cNvPicPr/>
                         </pic:nvPicPr>
                         <pic:blipFill>
-                          <a:blip r:embed="rId19"/>
+                          <a:blip r:embed="rId20"/>
                           <a:stretch>
                             <a:fillRect/>
                           </a:stretch>
@@ -2236,6 +2251,7 @@
             <w:r>
               <w:rPr>
                 <w:rFonts w:ascii="Times New Roman" w:hAnsi="Times New Roman" w:cs="Times New Roman"/>
+                <w:noProof/>
                 <w:sz w:val="26"/>
                 <w:szCs w:val="26"/>
                 <w:lang w:val="vi-VN"/>
@@ -2256,7 +2272,7 @@
                           <pic:cNvPicPr/>
                         </pic:nvPicPr>
                         <pic:blipFill>
-                          <a:blip r:embed="rId20"/>
+                          <a:blip r:embed="rId21"/>
                           <a:stretch>
                             <a:fillRect/>
                           </a:stretch>
@@ -2368,6 +2384,7 @@
             <w:r>
               <w:rPr>
                 <w:rFonts w:ascii="Times New Roman" w:hAnsi="Times New Roman" w:cs="Times New Roman"/>
+                <w:noProof/>
                 <w:sz w:val="26"/>
                 <w:szCs w:val="26"/>
                 <w:lang w:val="vi-VN"/>
@@ -2388,7 +2405,7 @@
                           <pic:cNvPicPr/>
                         </pic:nvPicPr>
                         <pic:blipFill>
-                          <a:blip r:embed="rId21"/>
+                          <a:blip r:embed="rId22"/>
                           <a:stretch>
                             <a:fillRect/>
                           </a:stretch>
@@ -2525,6 +2542,7 @@
             <w:r>
               <w:rPr>
                 <w:rFonts w:ascii="Times New Roman" w:hAnsi="Times New Roman" w:cs="Times New Roman"/>
+                <w:noProof/>
                 <w:sz w:val="26"/>
                 <w:szCs w:val="26"/>
                 <w:lang w:val="vi-VN"/>
@@ -2545,7 +2563,7 @@
                           <pic:cNvPicPr/>
                         </pic:nvPicPr>
                         <pic:blipFill>
-                          <a:blip r:embed="rId22"/>
+                          <a:blip r:embed="rId23"/>
                           <a:stretch>
                             <a:fillRect/>
                           </a:stretch>
@@ -2657,6 +2675,7 @@
             <w:r>
               <w:rPr>
                 <w:rFonts w:ascii="Times New Roman" w:hAnsi="Times New Roman" w:cs="Times New Roman"/>
+                <w:noProof/>
                 <w:sz w:val="26"/>
                 <w:szCs w:val="26"/>
                 <w:lang w:val="vi-VN"/>
@@ -2677,7 +2696,7 @@
                           <pic:cNvPicPr/>
                         </pic:nvPicPr>
                         <pic:blipFill>
-                          <a:blip r:embed="rId23"/>
+                          <a:blip r:embed="rId24"/>
                           <a:stretch>
                             <a:fillRect/>
                           </a:stretch>
@@ -2789,6 +2808,7 @@
             <w:r>
               <w:rPr>
                 <w:rFonts w:ascii="Times New Roman" w:hAnsi="Times New Roman" w:cs="Times New Roman"/>
+                <w:noProof/>
                 <w:sz w:val="26"/>
                 <w:szCs w:val="26"/>
                 <w:lang w:val="vi-VN"/>
@@ -2810,7 +2830,7 @@
                           <pic:cNvPicPr/>
                         </pic:nvPicPr>
                         <pic:blipFill>
-                          <a:blip r:embed="rId24"/>
+                          <a:blip r:embed="rId25"/>
                           <a:stretch>
                             <a:fillRect/>
                           </a:stretch>
@@ -2947,6 +2967,7 @@
             <w:r>
               <w:rPr>
                 <w:rFonts w:ascii="Times New Roman" w:hAnsi="Times New Roman" w:cs="Times New Roman"/>
+                <w:noProof/>
                 <w:sz w:val="26"/>
                 <w:szCs w:val="26"/>
                 <w:lang w:val="vi-VN"/>
@@ -2967,7 +2988,7 @@
                           <pic:cNvPicPr/>
                         </pic:nvPicPr>
                         <pic:blipFill>
-                          <a:blip r:embed="rId25"/>
+                          <a:blip r:embed="rId26"/>
                           <a:stretch>
                             <a:fillRect/>
                           </a:stretch>
@@ -3079,6 +3100,7 @@
             <w:r>
               <w:rPr>
                 <w:rFonts w:ascii="Times New Roman" w:hAnsi="Times New Roman" w:cs="Times New Roman"/>
+                <w:noProof/>
                 <w:sz w:val="26"/>
                 <w:szCs w:val="26"/>
                 <w:lang w:val="vi-VN"/>
@@ -3099,7 +3121,7 @@
                           <pic:cNvPicPr/>
                         </pic:nvPicPr>
                         <pic:blipFill>
-                          <a:blip r:embed="rId26"/>
+                          <a:blip r:embed="rId27"/>
                           <a:stretch>
                             <a:fillRect/>
                           </a:stretch>
@@ -3212,6 +3234,7 @@
             <w:r>
               <w:rPr>
                 <w:rFonts w:ascii="Times New Roman" w:hAnsi="Times New Roman" w:cs="Times New Roman"/>
+                <w:noProof/>
                 <w:sz w:val="26"/>
                 <w:szCs w:val="26"/>
                 <w:lang w:val="vi-VN"/>
@@ -3232,7 +3255,7 @@
                           <pic:cNvPicPr/>
                         </pic:nvPicPr>
                         <pic:blipFill>
-                          <a:blip r:embed="rId27"/>
+                          <a:blip r:embed="rId28"/>
                           <a:stretch>
                             <a:fillRect/>
                           </a:stretch>
@@ -3344,6 +3367,7 @@
             <w:r>
               <w:rPr>
                 <w:rFonts w:ascii="Times New Roman" w:hAnsi="Times New Roman" w:cs="Times New Roman"/>
+                <w:noProof/>
                 <w:sz w:val="26"/>
                 <w:szCs w:val="26"/>
                 <w:lang w:val="vi-VN"/>
@@ -3364,7 +3388,7 @@
                           <pic:cNvPicPr/>
                         </pic:nvPicPr>
                         <pic:blipFill>
-                          <a:blip r:embed="rId28"/>
+                          <a:blip r:embed="rId29"/>
                           <a:stretch>
                             <a:fillRect/>
                           </a:stretch>
@@ -3476,6 +3500,7 @@
             <w:r>
               <w:rPr>
                 <w:rFonts w:ascii="Times New Roman" w:hAnsi="Times New Roman" w:cs="Times New Roman"/>
+                <w:noProof/>
                 <w:sz w:val="26"/>
                 <w:szCs w:val="26"/>
                 <w:lang w:val="vi-VN"/>
@@ -3496,7 +3521,7 @@
                           <pic:cNvPicPr/>
                         </pic:nvPicPr>
                         <pic:blipFill>
-                          <a:blip r:embed="rId29"/>
+                          <a:blip r:embed="rId30"/>
                           <a:stretch>
                             <a:fillRect/>
                           </a:stretch>
@@ -3608,6 +3633,7 @@
             <w:r>
               <w:rPr>
                 <w:rFonts w:ascii="Times New Roman" w:hAnsi="Times New Roman" w:cs="Times New Roman"/>
+                <w:noProof/>
                 <w:sz w:val="26"/>
                 <w:szCs w:val="26"/>
                 <w:lang w:val="vi-VN"/>
@@ -3628,7 +3654,7 @@
                           <pic:cNvPicPr/>
                         </pic:nvPicPr>
                         <pic:blipFill>
-                          <a:blip r:embed="rId30"/>
+                          <a:blip r:embed="rId31"/>
                           <a:stretch>
                             <a:fillRect/>
                           </a:stretch>
@@ -3764,6 +3790,7 @@
             <w:r>
               <w:rPr>
                 <w:rFonts w:ascii="Times New Roman" w:hAnsi="Times New Roman" w:cs="Times New Roman"/>
+                <w:noProof/>
                 <w:sz w:val="26"/>
                 <w:szCs w:val="26"/>
                 <w:lang w:val="vi-VN"/>
@@ -3785,7 +3812,7 @@
                           <pic:cNvPicPr/>
                         </pic:nvPicPr>
                         <pic:blipFill>
-                          <a:blip r:embed="rId31"/>
+                          <a:blip r:embed="rId32"/>
                           <a:stretch>
                             <a:fillRect/>
                           </a:stretch>
@@ -3898,6 +3925,7 @@
             <w:r>
               <w:rPr>
                 <w:rFonts w:ascii="Times New Roman" w:hAnsi="Times New Roman" w:cs="Times New Roman"/>
+                <w:noProof/>
                 <w:sz w:val="26"/>
                 <w:szCs w:val="26"/>
                 <w:lang w:val="vi-VN"/>
@@ -3918,7 +3946,7 @@
                           <pic:cNvPicPr/>
                         </pic:nvPicPr>
                         <pic:blipFill>
-                          <a:blip r:embed="rId32"/>
+                          <a:blip r:embed="rId33"/>
                           <a:stretch>
                             <a:fillRect/>
                           </a:stretch>
@@ -4073,6 +4101,7 @@
             <w:r>
               <w:rPr>
                 <w:rFonts w:ascii="Times New Roman" w:hAnsi="Times New Roman" w:cs="Times New Roman"/>
+                <w:noProof/>
                 <w:sz w:val="26"/>
                 <w:szCs w:val="26"/>
               </w:rPr>
@@ -4092,7 +4121,7 @@
                           <pic:cNvPicPr/>
                         </pic:nvPicPr>
                         <pic:blipFill>
-                          <a:blip r:embed="rId33"/>
+                          <a:blip r:embed="rId34"/>
                           <a:stretch>
                             <a:fillRect/>
                           </a:stretch>
@@ -4202,6 +4231,7 @@
             <w:r>
               <w:rPr>
                 <w:rFonts w:ascii="Times New Roman" w:hAnsi="Times New Roman" w:cs="Times New Roman"/>
+                <w:noProof/>
                 <w:sz w:val="26"/>
                 <w:szCs w:val="26"/>
                 <w:lang w:val="vi-VN"/>
@@ -4222,7 +4252,7 @@
                           <pic:cNvPicPr/>
                         </pic:nvPicPr>
                         <pic:blipFill>
-                          <a:blip r:embed="rId34"/>
+                          <a:blip r:embed="rId35"/>
                           <a:stretch>
                             <a:fillRect/>
                           </a:stretch>
@@ -4342,6 +4372,7 @@
             <w:r>
               <w:rPr>
                 <w:rFonts w:ascii="Times New Roman" w:hAnsi="Times New Roman" w:cs="Times New Roman"/>
+                <w:noProof/>
                 <w:sz w:val="26"/>
                 <w:szCs w:val="26"/>
               </w:rPr>
@@ -4361,7 +4392,7 @@
                           <pic:cNvPicPr/>
                         </pic:nvPicPr>
                         <pic:blipFill>
-                          <a:blip r:embed="rId35"/>
+                          <a:blip r:embed="rId36"/>
                           <a:stretch>
                             <a:fillRect/>
                           </a:stretch>
@@ -4591,6 +4622,7 @@
       <w:r>
         <w:rPr>
           <w:rFonts w:ascii="Times New Roman" w:hAnsi="Times New Roman" w:cs="Times New Roman"/>
+          <w:noProof/>
           <w:color w:val="EE0000"/>
           <w:sz w:val="26"/>
           <w:szCs w:val="26"/>
@@ -4613,7 +4645,7 @@
                     <pic:cNvPicPr/>
                   </pic:nvPicPr>
                   <pic:blipFill>
-                    <a:blip r:embed="rId36"/>
+                    <a:blip r:embed="rId37"/>
                     <a:stretch>
                       <a:fillRect/>
                     </a:stretch>
@@ -4747,6 +4779,7 @@
           <w:rFonts w:ascii="Times New Roman" w:hAnsi="Times New Roman" w:cs="Times New Roman"/>
           <w:i/>
           <w:iCs/>
+          <w:noProof/>
           <w:color w:val="EE0000"/>
           <w:sz w:val="26"/>
           <w:szCs w:val="26"/>
@@ -4768,7 +4801,7 @@
                     <pic:cNvPicPr/>
                   </pic:nvPicPr>
                   <pic:blipFill>
-                    <a:blip r:embed="rId37"/>
+                    <a:blip r:embed="rId38"/>
                     <a:stretch>
                       <a:fillRect/>
                     </a:stretch>
@@ -4806,6 +4839,7 @@
           <w:rFonts w:ascii="Times New Roman" w:hAnsi="Times New Roman" w:cs="Times New Roman"/>
           <w:i/>
           <w:iCs/>
+          <w:noProof/>
           <w:color w:val="EE0000"/>
           <w:sz w:val="26"/>
           <w:szCs w:val="26"/>
@@ -4827,7 +4861,7 @@
                     <pic:cNvPicPr/>
                   </pic:nvPicPr>
                   <pic:blipFill>
-                    <a:blip r:embed="rId38"/>
+                    <a:blip r:embed="rId39"/>
                     <a:stretch>
                       <a:fillRect/>
                     </a:stretch>
@@ -4877,54 +4911,54 @@
           <w:rFonts w:ascii="Times New Roman" w:hAnsi="Times New Roman" w:cs="Times New Roman"/>
           <w:sz w:val="26"/>
           <w:szCs w:val="26"/>
+          <w:lang w:val="vi-VN"/>
+        </w:rPr>
+      </w:pPr>
+      <w:r>
+        <w:rPr>
+          <w:rFonts w:ascii="Times New Roman" w:hAnsi="Times New Roman" w:cs="Times New Roman"/>
+          <w:sz w:val="26"/>
+          <w:szCs w:val="26"/>
+          <w:lang w:val="vi-VN"/>
+        </w:rPr>
+        <w:t xml:space="preserve">Yêu cầu: </w:t>
+      </w:r>
+    </w:p>
+    <w:p>
+      <w:pPr>
+        <w:rPr>
+          <w:rFonts w:ascii="Times New Roman" w:hAnsi="Times New Roman" w:cs="Times New Roman"/>
+          <w:sz w:val="26"/>
+          <w:szCs w:val="26"/>
+          <w:lang w:val="vi-VN"/>
+        </w:rPr>
+      </w:pPr>
+      <w:r>
+        <w:rPr>
+          <w:rFonts w:ascii="Times New Roman" w:hAnsi="Times New Roman" w:cs="Times New Roman"/>
+          <w:sz w:val="26"/>
+          <w:szCs w:val="26"/>
+          <w:lang w:val="vi-VN"/>
+        </w:rPr>
+        <w:t xml:space="preserve">Viết Dockerfile để chạy một ứng dụng Flask hiển thị "Hello, Docker Flask!" trên cổng 5000. </w:t>
+      </w:r>
+    </w:p>
+    <w:p>
+      <w:pPr>
+        <w:rPr>
+          <w:rFonts w:ascii="Times New Roman" w:hAnsi="Times New Roman" w:cs="Times New Roman"/>
+          <w:sz w:val="26"/>
+          <w:szCs w:val="26"/>
+          <w:lang w:val="vi-VN"/>
+        </w:rPr>
+      </w:pPr>
+      <w:r>
+        <w:rPr>
+          <w:rFonts w:ascii="Times New Roman" w:hAnsi="Times New Roman" w:cs="Times New Roman"/>
+          <w:sz w:val="26"/>
+          <w:szCs w:val="26"/>
           <w:lang w:val="fr-FR"/>
         </w:rPr>
-      </w:pPr>
-      <w:r>
-        <w:rPr>
-          <w:rFonts w:ascii="Times New Roman" w:hAnsi="Times New Roman" w:cs="Times New Roman"/>
-          <w:sz w:val="26"/>
-          <w:szCs w:val="26"/>
-          <w:lang w:val="fr-FR"/>
-        </w:rPr>
-        <w:t xml:space="preserve">Yêu cầu: </w:t>
-      </w:r>
-    </w:p>
-    <w:p>
-      <w:pPr>
-        <w:rPr>
-          <w:rFonts w:ascii="Times New Roman" w:hAnsi="Times New Roman" w:cs="Times New Roman"/>
-          <w:sz w:val="26"/>
-          <w:szCs w:val="26"/>
-          <w:lang w:val="fr-FR"/>
-        </w:rPr>
-      </w:pPr>
-      <w:r>
-        <w:rPr>
-          <w:rFonts w:ascii="Times New Roman" w:hAnsi="Times New Roman" w:cs="Times New Roman"/>
-          <w:sz w:val="26"/>
-          <w:szCs w:val="26"/>
-          <w:lang w:val="fr-FR"/>
-        </w:rPr>
-        <w:t xml:space="preserve">Viết Dockerfile để chạy một ứng dụng Flask hiển thị "Hello, Docker Flask!" trên cổng 5000. </w:t>
-      </w:r>
-    </w:p>
-    <w:p>
-      <w:pPr>
-        <w:rPr>
-          <w:rFonts w:ascii="Times New Roman" w:hAnsi="Times New Roman" w:cs="Times New Roman"/>
-          <w:sz w:val="26"/>
-          <w:szCs w:val="26"/>
-          <w:lang w:val="vi-VN"/>
-        </w:rPr>
-      </w:pPr>
-      <w:r>
-        <w:rPr>
-          <w:rFonts w:ascii="Times New Roman" w:hAnsi="Times New Roman" w:cs="Times New Roman"/>
-          <w:sz w:val="26"/>
-          <w:szCs w:val="26"/>
-          <w:lang w:val="fr-FR"/>
-        </w:rPr>
         <w:t xml:space="preserve">Sử dụng python:3.9 làm base image. </w:t>
       </w:r>
     </w:p>
@@ -5007,6 +5041,7 @@
       <w:r>
         <w:rPr>
           <w:rFonts w:ascii="Times New Roman" w:hAnsi="Times New Roman" w:cs="Times New Roman"/>
+          <w:noProof/>
           <w:color w:val="EE0000"/>
           <w:sz w:val="26"/>
           <w:szCs w:val="26"/>
@@ -5029,7 +5064,7 @@
                     <pic:cNvPicPr/>
                   </pic:nvPicPr>
                   <pic:blipFill>
-                    <a:blip r:embed="rId39"/>
+                    <a:blip r:embed="rId40"/>
                     <a:stretch>
                       <a:fillRect/>
                     </a:stretch>
@@ -5170,6 +5205,7 @@
       <w:r>
         <w:rPr>
           <w:rFonts w:ascii="Times New Roman" w:hAnsi="Times New Roman" w:cs="Times New Roman"/>
+          <w:noProof/>
           <w:sz w:val="26"/>
           <w:szCs w:val="26"/>
           <w:lang w:val="vi-VN"/>
@@ -5190,7 +5226,7 @@
                     <pic:cNvPicPr/>
                   </pic:nvPicPr>
                   <pic:blipFill>
-                    <a:blip r:embed="rId40"/>
+                    <a:blip r:embed="rId41"/>
                     <a:stretch>
                       <a:fillRect/>
                     </a:stretch>
@@ -5223,6 +5259,7 @@
       <w:r>
         <w:rPr>
           <w:rFonts w:ascii="Times New Roman" w:hAnsi="Times New Roman" w:cs="Times New Roman"/>
+          <w:noProof/>
           <w:sz w:val="26"/>
           <w:szCs w:val="26"/>
           <w:lang w:val="vi-VN"/>
@@ -5243,7 +5280,7 @@
                     <pic:cNvPicPr/>
                   </pic:nvPicPr>
                   <pic:blipFill>
-                    <a:blip r:embed="rId41"/>
+                    <a:blip r:embed="rId42"/>
                     <a:stretch>
                       <a:fillRect/>
                     </a:stretch>
@@ -5293,54 +5330,54 @@
           <w:rFonts w:ascii="Times New Roman" w:hAnsi="Times New Roman" w:cs="Times New Roman"/>
           <w:sz w:val="26"/>
           <w:szCs w:val="26"/>
+          <w:lang w:val="vi-VN"/>
+        </w:rPr>
+      </w:pPr>
+      <w:r>
+        <w:rPr>
+          <w:rFonts w:ascii="Times New Roman" w:hAnsi="Times New Roman" w:cs="Times New Roman"/>
+          <w:sz w:val="26"/>
+          <w:szCs w:val="26"/>
+          <w:lang w:val="vi-VN"/>
+        </w:rPr>
+        <w:t xml:space="preserve">Yêu cầu: </w:t>
+      </w:r>
+    </w:p>
+    <w:p>
+      <w:pPr>
+        <w:rPr>
+          <w:rFonts w:ascii="Times New Roman" w:hAnsi="Times New Roman" w:cs="Times New Roman"/>
+          <w:sz w:val="26"/>
+          <w:szCs w:val="26"/>
+          <w:lang w:val="vi-VN"/>
+        </w:rPr>
+      </w:pPr>
+      <w:r>
+        <w:rPr>
+          <w:rFonts w:ascii="Times New Roman" w:hAnsi="Times New Roman" w:cs="Times New Roman"/>
+          <w:sz w:val="26"/>
+          <w:szCs w:val="26"/>
+          <w:lang w:val="vi-VN"/>
+        </w:rPr>
+        <w:t xml:space="preserve">Viết Dockerfile để build và chạy một ứng dụng React. </w:t>
+      </w:r>
+    </w:p>
+    <w:p>
+      <w:pPr>
+        <w:rPr>
+          <w:rFonts w:ascii="Times New Roman" w:hAnsi="Times New Roman" w:cs="Times New Roman"/>
+          <w:sz w:val="26"/>
+          <w:szCs w:val="26"/>
+          <w:lang w:val="vi-VN"/>
+        </w:rPr>
+      </w:pPr>
+      <w:r>
+        <w:rPr>
+          <w:rFonts w:ascii="Times New Roman" w:hAnsi="Times New Roman" w:cs="Times New Roman"/>
+          <w:sz w:val="26"/>
+          <w:szCs w:val="26"/>
           <w:lang w:val="fr-FR"/>
         </w:rPr>
-      </w:pPr>
-      <w:r>
-        <w:rPr>
-          <w:rFonts w:ascii="Times New Roman" w:hAnsi="Times New Roman" w:cs="Times New Roman"/>
-          <w:sz w:val="26"/>
-          <w:szCs w:val="26"/>
-          <w:lang w:val="fr-FR"/>
-        </w:rPr>
-        <w:t xml:space="preserve">Yêu cầu: </w:t>
-      </w:r>
-    </w:p>
-    <w:p>
-      <w:pPr>
-        <w:rPr>
-          <w:rFonts w:ascii="Times New Roman" w:hAnsi="Times New Roman" w:cs="Times New Roman"/>
-          <w:sz w:val="26"/>
-          <w:szCs w:val="26"/>
-          <w:lang w:val="fr-FR"/>
-        </w:rPr>
-      </w:pPr>
-      <w:r>
-        <w:rPr>
-          <w:rFonts w:ascii="Times New Roman" w:hAnsi="Times New Roman" w:cs="Times New Roman"/>
-          <w:sz w:val="26"/>
-          <w:szCs w:val="26"/>
-          <w:lang w:val="fr-FR"/>
-        </w:rPr>
-        <w:t xml:space="preserve">Viết Dockerfile để build và chạy một ứng dụng React. </w:t>
-      </w:r>
-    </w:p>
-    <w:p>
-      <w:pPr>
-        <w:rPr>
-          <w:rFonts w:ascii="Times New Roman" w:hAnsi="Times New Roman" w:cs="Times New Roman"/>
-          <w:sz w:val="26"/>
-          <w:szCs w:val="26"/>
-          <w:lang w:val="vi-VN"/>
-        </w:rPr>
-      </w:pPr>
-      <w:r>
-        <w:rPr>
-          <w:rFonts w:ascii="Times New Roman" w:hAnsi="Times New Roman" w:cs="Times New Roman"/>
-          <w:sz w:val="26"/>
-          <w:szCs w:val="26"/>
-          <w:lang w:val="fr-FR"/>
-        </w:rPr>
         <w:t xml:space="preserve">Sử dụng node:18-alpine làm base image. </w:t>
       </w:r>
     </w:p>
@@ -5459,6 +5496,7 @@
       <w:r>
         <w:rPr>
           <w:rFonts w:ascii="Times New Roman" w:hAnsi="Times New Roman" w:cs="Times New Roman"/>
+          <w:noProof/>
           <w:color w:val="EE0000"/>
           <w:sz w:val="26"/>
           <w:szCs w:val="26"/>
@@ -5481,7 +5519,7 @@
                     <pic:cNvPicPr/>
                   </pic:nvPicPr>
                   <pic:blipFill>
-                    <a:blip r:embed="rId42"/>
+                    <a:blip r:embed="rId43"/>
                     <a:stretch>
                       <a:fillRect/>
                     </a:stretch>
@@ -5536,19 +5574,7 @@
           <w:szCs w:val="26"/>
           <w:lang w:val="vi-VN"/>
         </w:rPr>
-        <w:t>3</w:t>
-      </w:r>
-      <w:r>
-        <w:rPr>
-          <w:rFonts w:ascii="Times New Roman" w:hAnsi="Times New Roman" w:cs="Times New Roman"/>
-          <w:i/>
-          <w:iCs/>
-          <w:color w:val="EE0000"/>
-          <w:sz w:val="26"/>
-          <w:szCs w:val="26"/>
-          <w:lang w:val="vi-VN"/>
-        </w:rPr>
-        <w:t>000</w:t>
+        <w:t>3000</w:t>
       </w:r>
       <w:r>
         <w:rPr>
@@ -5572,19 +5598,7 @@
           <w:szCs w:val="26"/>
           <w:lang w:val="vi-VN"/>
         </w:rPr>
-        <w:t>3</w:t>
-      </w:r>
-      <w:r>
-        <w:rPr>
-          <w:rFonts w:ascii="Times New Roman" w:hAnsi="Times New Roman" w:cs="Times New Roman"/>
-          <w:i/>
-          <w:iCs/>
-          <w:color w:val="EE0000"/>
-          <w:sz w:val="26"/>
-          <w:szCs w:val="26"/>
-          <w:lang w:val="vi-VN"/>
-        </w:rPr>
-        <w:t>00</w:t>
+        <w:t>300</w:t>
       </w:r>
       <w:r>
         <w:rPr>
@@ -5627,6 +5641,7 @@
           <w:rFonts w:ascii="Times New Roman" w:hAnsi="Times New Roman" w:cs="Times New Roman"/>
           <w:i/>
           <w:iCs/>
+          <w:noProof/>
           <w:color w:val="EE0000"/>
           <w:sz w:val="26"/>
           <w:szCs w:val="26"/>
@@ -5648,7 +5663,7 @@
                     <pic:cNvPicPr/>
                   </pic:nvPicPr>
                   <pic:blipFill>
-                    <a:blip r:embed="rId43"/>
+                    <a:blip r:embed="rId44"/>
                     <a:stretch>
                       <a:fillRect/>
                     </a:stretch>
@@ -5686,6 +5701,7 @@
           <w:rFonts w:ascii="Times New Roman" w:hAnsi="Times New Roman" w:cs="Times New Roman"/>
           <w:i/>
           <w:iCs/>
+          <w:noProof/>
           <w:color w:val="EE0000"/>
           <w:sz w:val="26"/>
           <w:szCs w:val="26"/>
@@ -5707,7 +5723,7 @@
                     <pic:cNvPicPr/>
                   </pic:nvPicPr>
                   <pic:blipFill>
-                    <a:blip r:embed="rId44"/>
+                    <a:blip r:embed="rId45"/>
                     <a:stretch>
                       <a:fillRect/>
                     </a:stretch>
@@ -5757,15 +5773,15 @@
           <w:rFonts w:ascii="Times New Roman" w:hAnsi="Times New Roman" w:cs="Times New Roman"/>
           <w:sz w:val="26"/>
           <w:szCs w:val="26"/>
-          <w:lang w:val="fr-FR"/>
-        </w:rPr>
-      </w:pPr>
-      <w:r>
-        <w:rPr>
-          <w:rFonts w:ascii="Times New Roman" w:hAnsi="Times New Roman" w:cs="Times New Roman"/>
-          <w:sz w:val="26"/>
-          <w:szCs w:val="26"/>
-          <w:lang w:val="fr-FR"/>
+          <w:lang w:val="vi-VN"/>
+        </w:rPr>
+      </w:pPr>
+      <w:r>
+        <w:rPr>
+          <w:rFonts w:ascii="Times New Roman" w:hAnsi="Times New Roman" w:cs="Times New Roman"/>
+          <w:sz w:val="26"/>
+          <w:szCs w:val="26"/>
+          <w:lang w:val="vi-VN"/>
         </w:rPr>
         <w:t xml:space="preserve">Yêu cầu: </w:t>
       </w:r>
@@ -5784,7 +5800,7 @@
           <w:rFonts w:ascii="Times New Roman" w:hAnsi="Times New Roman" w:cs="Times New Roman"/>
           <w:sz w:val="26"/>
           <w:szCs w:val="26"/>
-          <w:lang w:val="fr-FR"/>
+          <w:lang w:val="vi-VN"/>
         </w:rPr>
         <w:t xml:space="preserve">Tạo một file index.html đơn giản và sử dụng nginx:latest để phục vụ trang web. </w:t>
       </w:r>
@@ -5859,6 +5875,62 @@
       <w:pPr>
         <w:rPr>
           <w:rFonts w:ascii="Times New Roman" w:hAnsi="Times New Roman" w:cs="Times New Roman"/>
+          <w:color w:val="EE0000"/>
+          <w:sz w:val="26"/>
+          <w:szCs w:val="26"/>
+          <w:lang w:val="vi-VN"/>
+        </w:rPr>
+      </w:pPr>
+      <w:r>
+        <w:rPr>
+          <w:rFonts w:ascii="Times New Roman" w:hAnsi="Times New Roman" w:cs="Times New Roman"/>
+          <w:color w:val="EE0000"/>
+          <w:sz w:val="26"/>
+          <w:szCs w:val="26"/>
+          <w:lang w:val="vi-VN"/>
+        </w:rPr>
+        <w:lastRenderedPageBreak/>
+        <w:drawing>
+          <wp:inline distT="0" distB="0" distL="0" distR="0" wp14:anchorId="2A43EB9B" wp14:editId="1D464C86">
+            <wp:extent cx="5943600" cy="2076450"/>
+            <wp:effectExtent l="0" t="0" r="0" b="0"/>
+            <wp:docPr id="1665422486" name="Picture 1"/>
+            <wp:cNvGraphicFramePr>
+              <a:graphicFrameLocks xmlns:a="http://schemas.openxmlformats.org/drawingml/2006/main" noChangeAspect="1"/>
+            </wp:cNvGraphicFramePr>
+            <a:graphic xmlns:a="http://schemas.openxmlformats.org/drawingml/2006/main">
+              <a:graphicData uri="http://schemas.openxmlformats.org/drawingml/2006/picture">
+                <pic:pic xmlns:pic="http://schemas.openxmlformats.org/drawingml/2006/picture">
+                  <pic:nvPicPr>
+                    <pic:cNvPr id="1665422486" name=""/>
+                    <pic:cNvPicPr/>
+                  </pic:nvPicPr>
+                  <pic:blipFill>
+                    <a:blip r:embed="rId46"/>
+                    <a:stretch>
+                      <a:fillRect/>
+                    </a:stretch>
+                  </pic:blipFill>
+                  <pic:spPr>
+                    <a:xfrm>
+                      <a:off x="0" y="0"/>
+                      <a:ext cx="5943600" cy="2076450"/>
+                    </a:xfrm>
+                    <a:prstGeom prst="rect">
+                      <a:avLst/>
+                    </a:prstGeom>
+                  </pic:spPr>
+                </pic:pic>
+              </a:graphicData>
+            </a:graphic>
+          </wp:inline>
+        </w:drawing>
+      </w:r>
+    </w:p>
+    <w:p>
+      <w:pPr>
+        <w:rPr>
+          <w:rFonts w:ascii="Times New Roman" w:hAnsi="Times New Roman" w:cs="Times New Roman"/>
           <w:i/>
           <w:iCs/>
           <w:color w:val="EE0000"/>
@@ -5887,45 +5959,19 @@
           <w:color w:val="EE0000"/>
           <w:sz w:val="26"/>
           <w:szCs w:val="26"/>
-          <w:lang w:val="vi-VN"/>
-        </w:rPr>
-        <w:t>3000</w:t>
-      </w:r>
-      <w:r>
-        <w:rPr>
-          <w:rFonts w:ascii="Times New Roman" w:hAnsi="Times New Roman" w:cs="Times New Roman"/>
-          <w:i/>
-          <w:iCs/>
-          <w:color w:val="EE0000"/>
-          <w:sz w:val="26"/>
-          <w:szCs w:val="26"/>
-          <w:lang w:val="vi-VN"/>
-        </w:rPr>
-        <w:t>:</w:t>
-      </w:r>
-      <w:r>
-        <w:rPr>
-          <w:rFonts w:ascii="Times New Roman" w:hAnsi="Times New Roman" w:cs="Times New Roman"/>
-          <w:i/>
-          <w:iCs/>
-          <w:color w:val="EE0000"/>
-          <w:sz w:val="26"/>
-          <w:szCs w:val="26"/>
-          <w:lang w:val="vi-VN"/>
-        </w:rPr>
-        <w:t>300</w:t>
-      </w:r>
-      <w:r>
-        <w:rPr>
-          <w:rFonts w:ascii="Times New Roman" w:hAnsi="Times New Roman" w:cs="Times New Roman"/>
-          <w:i/>
-          <w:iCs/>
-          <w:color w:val="EE0000"/>
-          <w:sz w:val="26"/>
-          <w:szCs w:val="26"/>
-          <w:lang w:val="vi-VN"/>
-        </w:rPr>
-        <w:t xml:space="preserve">0 </w:t>
+        </w:rPr>
+        <w:t>8080:80</w:t>
+      </w:r>
+      <w:r>
+        <w:rPr>
+          <w:rFonts w:ascii="Times New Roman" w:hAnsi="Times New Roman" w:cs="Times New Roman"/>
+          <w:i/>
+          <w:iCs/>
+          <w:color w:val="EE0000"/>
+          <w:sz w:val="26"/>
+          <w:szCs w:val="26"/>
+        </w:rPr>
+        <w:t xml:space="preserve"> </w:t>
       </w:r>
       <w:r>
         <w:rPr>
@@ -5937,6 +5983,124 @@
           <w:szCs w:val="26"/>
         </w:rPr>
         <w:t>bai4-nginx</w:t>
+      </w:r>
+    </w:p>
+    <w:p>
+      <w:pPr>
+        <w:rPr>
+          <w:rFonts w:ascii="Times New Roman" w:hAnsi="Times New Roman" w:cs="Times New Roman"/>
+          <w:i/>
+          <w:iCs/>
+          <w:color w:val="EE0000"/>
+          <w:sz w:val="26"/>
+          <w:szCs w:val="26"/>
+          <w:lang w:val="vi-VN"/>
+        </w:rPr>
+      </w:pPr>
+      <w:r>
+        <w:rPr>
+          <w:rFonts w:ascii="Times New Roman" w:hAnsi="Times New Roman" w:cs="Times New Roman"/>
+          <w:i/>
+          <w:iCs/>
+          <w:color w:val="EE0000"/>
+          <w:sz w:val="26"/>
+          <w:szCs w:val="26"/>
+          <w:lang w:val="vi-VN"/>
+        </w:rPr>
+        <w:drawing>
+          <wp:inline distT="0" distB="0" distL="0" distR="0" wp14:anchorId="2ADDCF10" wp14:editId="3E62089A">
+            <wp:extent cx="5943600" cy="245110"/>
+            <wp:effectExtent l="0" t="0" r="0" b="2540"/>
+            <wp:docPr id="38756073" name="Picture 1"/>
+            <wp:cNvGraphicFramePr>
+              <a:graphicFrameLocks xmlns:a="http://schemas.openxmlformats.org/drawingml/2006/main" noChangeAspect="1"/>
+            </wp:cNvGraphicFramePr>
+            <a:graphic xmlns:a="http://schemas.openxmlformats.org/drawingml/2006/main">
+              <a:graphicData uri="http://schemas.openxmlformats.org/drawingml/2006/picture">
+                <pic:pic xmlns:pic="http://schemas.openxmlformats.org/drawingml/2006/picture">
+                  <pic:nvPicPr>
+                    <pic:cNvPr id="38756073" name=""/>
+                    <pic:cNvPicPr/>
+                  </pic:nvPicPr>
+                  <pic:blipFill>
+                    <a:blip r:embed="rId47"/>
+                    <a:stretch>
+                      <a:fillRect/>
+                    </a:stretch>
+                  </pic:blipFill>
+                  <pic:spPr>
+                    <a:xfrm>
+                      <a:off x="0" y="0"/>
+                      <a:ext cx="5943600" cy="245110"/>
+                    </a:xfrm>
+                    <a:prstGeom prst="rect">
+                      <a:avLst/>
+                    </a:prstGeom>
+                  </pic:spPr>
+                </pic:pic>
+              </a:graphicData>
+            </a:graphic>
+          </wp:inline>
+        </w:drawing>
+      </w:r>
+    </w:p>
+    <w:p>
+      <w:pPr>
+        <w:rPr>
+          <w:rFonts w:ascii="Times New Roman" w:hAnsi="Times New Roman" w:cs="Times New Roman"/>
+          <w:i/>
+          <w:iCs/>
+          <w:color w:val="EE0000"/>
+          <w:sz w:val="26"/>
+          <w:szCs w:val="26"/>
+          <w:lang w:val="vi-VN"/>
+        </w:rPr>
+      </w:pPr>
+      <w:r>
+        <w:rPr>
+          <w:rFonts w:ascii="Times New Roman" w:hAnsi="Times New Roman" w:cs="Times New Roman"/>
+          <w:i/>
+          <w:iCs/>
+          <w:color w:val="EE0000"/>
+          <w:sz w:val="26"/>
+          <w:szCs w:val="26"/>
+          <w:lang w:val="vi-VN"/>
+        </w:rPr>
+        <w:drawing>
+          <wp:inline distT="0" distB="0" distL="0" distR="0" wp14:anchorId="793905ED" wp14:editId="60B8F66C">
+            <wp:extent cx="5943600" cy="1613535"/>
+            <wp:effectExtent l="0" t="0" r="0" b="5715"/>
+            <wp:docPr id="1406130519" name="Picture 1"/>
+            <wp:cNvGraphicFramePr>
+              <a:graphicFrameLocks xmlns:a="http://schemas.openxmlformats.org/drawingml/2006/main" noChangeAspect="1"/>
+            </wp:cNvGraphicFramePr>
+            <a:graphic xmlns:a="http://schemas.openxmlformats.org/drawingml/2006/main">
+              <a:graphicData uri="http://schemas.openxmlformats.org/drawingml/2006/picture">
+                <pic:pic xmlns:pic="http://schemas.openxmlformats.org/drawingml/2006/picture">
+                  <pic:nvPicPr>
+                    <pic:cNvPr id="1406130519" name=""/>
+                    <pic:cNvPicPr/>
+                  </pic:nvPicPr>
+                  <pic:blipFill>
+                    <a:blip r:embed="rId48"/>
+                    <a:stretch>
+                      <a:fillRect/>
+                    </a:stretch>
+                  </pic:blipFill>
+                  <pic:spPr>
+                    <a:xfrm>
+                      <a:off x="0" y="0"/>
+                      <a:ext cx="5943600" cy="1613535"/>
+                    </a:xfrm>
+                    <a:prstGeom prst="rect">
+                      <a:avLst/>
+                    </a:prstGeom>
+                  </pic:spPr>
+                </pic:pic>
+              </a:graphicData>
+            </a:graphic>
+          </wp:inline>
+        </w:drawing>
       </w:r>
     </w:p>
     <w:p>
@@ -5974,25 +6138,337 @@
           <w:sz w:val="26"/>
           <w:szCs w:val="26"/>
         </w:rPr>
+        <w:t xml:space="preserve">Yêu cầu: </w:t>
+      </w:r>
+    </w:p>
+    <w:p>
+      <w:pPr>
+        <w:rPr>
+          <w:rFonts w:ascii="Times New Roman" w:hAnsi="Times New Roman" w:cs="Times New Roman"/>
+          <w:sz w:val="26"/>
+          <w:szCs w:val="26"/>
+          <w:lang w:val="vi-VN"/>
+        </w:rPr>
+      </w:pPr>
+      <w:r>
+        <w:rPr>
+          <w:rFonts w:ascii="Times New Roman" w:hAnsi="Times New Roman" w:cs="Times New Roman"/>
+          <w:sz w:val="26"/>
+          <w:szCs w:val="26"/>
+        </w:rPr>
+        <w:t xml:space="preserve">Viết Dockerfile để build và chạy một ứng dụng Go đơn giản. </w:t>
+      </w:r>
+    </w:p>
+    <w:p>
+      <w:pPr>
+        <w:rPr>
+          <w:rFonts w:ascii="Times New Roman" w:hAnsi="Times New Roman" w:cs="Times New Roman"/>
+          <w:color w:val="EE0000"/>
+          <w:sz w:val="26"/>
+          <w:szCs w:val="26"/>
+          <w:lang w:val="vi-VN"/>
+        </w:rPr>
+      </w:pPr>
+      <w:r>
+        <w:rPr>
+          <w:rFonts w:ascii="Times New Roman" w:hAnsi="Times New Roman" w:cs="Times New Roman"/>
+          <w:i/>
+          <w:iCs/>
+          <w:color w:val="EE0000"/>
+          <w:sz w:val="26"/>
+          <w:szCs w:val="26"/>
+          <w:lang w:val="vi-VN"/>
+        </w:rPr>
+        <w:t xml:space="preserve">Lệnh: </w:t>
+      </w:r>
+      <w:r>
+        <w:rPr>
+          <w:rFonts w:ascii="Times New Roman" w:hAnsi="Times New Roman" w:cs="Times New Roman"/>
+          <w:i/>
+          <w:iCs/>
+          <w:color w:val="EE0000"/>
+          <w:sz w:val="26"/>
+          <w:szCs w:val="26"/>
+        </w:rPr>
+        <w:t xml:space="preserve">docker build -t </w:t>
+      </w:r>
+      <w:r>
+        <w:rPr>
+          <w:rFonts w:ascii="Times New Roman" w:hAnsi="Times New Roman" w:cs="Times New Roman"/>
+          <w:i/>
+          <w:iCs/>
+          <w:color w:val="EE0000"/>
+          <w:sz w:val="26"/>
+          <w:szCs w:val="26"/>
+        </w:rPr>
+        <w:t>bai5-go</w:t>
+      </w:r>
+      <w:r>
+        <w:rPr>
+          <w:rFonts w:ascii="Times New Roman" w:hAnsi="Times New Roman" w:cs="Times New Roman"/>
+          <w:i/>
+          <w:iCs/>
+          <w:color w:val="EE0000"/>
+          <w:sz w:val="26"/>
+          <w:szCs w:val="26"/>
+          <w:lang w:val="vi-VN"/>
+        </w:rPr>
+        <w:t xml:space="preserve"> </w:t>
+      </w:r>
+      <w:r>
+        <w:rPr>
+          <w:rFonts w:ascii="Times New Roman" w:hAnsi="Times New Roman" w:cs="Times New Roman"/>
+          <w:color w:val="EE0000"/>
+          <w:sz w:val="26"/>
+          <w:szCs w:val="26"/>
+        </w:rPr>
+        <w:t>.</w:t>
+      </w:r>
+    </w:p>
+    <w:p>
+      <w:pPr>
+        <w:rPr>
+          <w:rFonts w:ascii="Times New Roman" w:hAnsi="Times New Roman" w:cs="Times New Roman"/>
+          <w:color w:val="EE0000"/>
+          <w:sz w:val="26"/>
+          <w:szCs w:val="26"/>
+          <w:lang w:val="vi-VN"/>
+        </w:rPr>
+      </w:pPr>
+      <w:r>
+        <w:rPr>
+          <w:rFonts w:ascii="Times New Roman" w:hAnsi="Times New Roman" w:cs="Times New Roman"/>
+          <w:color w:val="EE0000"/>
+          <w:sz w:val="26"/>
+          <w:szCs w:val="26"/>
+          <w:lang w:val="vi-VN"/>
+        </w:rPr>
         <w:lastRenderedPageBreak/>
-        <w:t xml:space="preserve">Yêu cầu: </w:t>
-      </w:r>
-    </w:p>
-    <w:p>
-      <w:pPr>
-        <w:rPr>
-          <w:rFonts w:ascii="Times New Roman" w:hAnsi="Times New Roman" w:cs="Times New Roman"/>
-          <w:sz w:val="26"/>
-          <w:szCs w:val="26"/>
-        </w:rPr>
-      </w:pPr>
-      <w:r>
-        <w:rPr>
-          <w:rFonts w:ascii="Times New Roman" w:hAnsi="Times New Roman" w:cs="Times New Roman"/>
-          <w:sz w:val="26"/>
-          <w:szCs w:val="26"/>
-        </w:rPr>
-        <w:t xml:space="preserve">Viết Dockerfile để build và chạy một ứng dụng Go đơn giản. </w:t>
+        <w:drawing>
+          <wp:inline distT="0" distB="0" distL="0" distR="0" wp14:anchorId="1A0F1161" wp14:editId="3E3321AF">
+            <wp:extent cx="5943600" cy="3112770"/>
+            <wp:effectExtent l="0" t="0" r="0" b="0"/>
+            <wp:docPr id="359950281" name="Picture 1"/>
+            <wp:cNvGraphicFramePr>
+              <a:graphicFrameLocks xmlns:a="http://schemas.openxmlformats.org/drawingml/2006/main" noChangeAspect="1"/>
+            </wp:cNvGraphicFramePr>
+            <a:graphic xmlns:a="http://schemas.openxmlformats.org/drawingml/2006/main">
+              <a:graphicData uri="http://schemas.openxmlformats.org/drawingml/2006/picture">
+                <pic:pic xmlns:pic="http://schemas.openxmlformats.org/drawingml/2006/picture">
+                  <pic:nvPicPr>
+                    <pic:cNvPr id="359950281" name=""/>
+                    <pic:cNvPicPr/>
+                  </pic:nvPicPr>
+                  <pic:blipFill>
+                    <a:blip r:embed="rId49"/>
+                    <a:stretch>
+                      <a:fillRect/>
+                    </a:stretch>
+                  </pic:blipFill>
+                  <pic:spPr>
+                    <a:xfrm>
+                      <a:off x="0" y="0"/>
+                      <a:ext cx="5943600" cy="3112770"/>
+                    </a:xfrm>
+                    <a:prstGeom prst="rect">
+                      <a:avLst/>
+                    </a:prstGeom>
+                  </pic:spPr>
+                </pic:pic>
+              </a:graphicData>
+            </a:graphic>
+          </wp:inline>
+        </w:drawing>
+      </w:r>
+    </w:p>
+    <w:p>
+      <w:pPr>
+        <w:rPr>
+          <w:rFonts w:ascii="Times New Roman" w:hAnsi="Times New Roman" w:cs="Times New Roman"/>
+          <w:i/>
+          <w:iCs/>
+          <w:color w:val="EE0000"/>
+          <w:sz w:val="26"/>
+          <w:szCs w:val="26"/>
+          <w:lang w:val="vi-VN"/>
+        </w:rPr>
+      </w:pPr>
+      <w:r>
+        <w:rPr>
+          <w:rFonts w:ascii="Times New Roman" w:hAnsi="Times New Roman" w:cs="Times New Roman"/>
+          <w:i/>
+          <w:iCs/>
+          <w:color w:val="EE0000"/>
+          <w:sz w:val="26"/>
+          <w:szCs w:val="26"/>
+          <w:lang w:val="vi-VN"/>
+        </w:rPr>
+        <w:t xml:space="preserve">Lệnh: docker run -d -p </w:t>
+      </w:r>
+      <w:r>
+        <w:rPr>
+          <w:rFonts w:ascii="Times New Roman" w:hAnsi="Times New Roman" w:cs="Times New Roman"/>
+          <w:i/>
+          <w:iCs/>
+          <w:color w:val="EE0000"/>
+          <w:sz w:val="26"/>
+          <w:szCs w:val="26"/>
+          <w:lang w:val="vi-VN"/>
+        </w:rPr>
+        <w:t>8080</w:t>
+      </w:r>
+      <w:r>
+        <w:rPr>
+          <w:rFonts w:ascii="Times New Roman" w:hAnsi="Times New Roman" w:cs="Times New Roman"/>
+          <w:i/>
+          <w:iCs/>
+          <w:color w:val="EE0000"/>
+          <w:sz w:val="26"/>
+          <w:szCs w:val="26"/>
+          <w:lang w:val="vi-VN"/>
+        </w:rPr>
+        <w:t>:</w:t>
+      </w:r>
+      <w:r>
+        <w:rPr>
+          <w:rFonts w:ascii="Times New Roman" w:hAnsi="Times New Roman" w:cs="Times New Roman"/>
+          <w:i/>
+          <w:iCs/>
+          <w:color w:val="EE0000"/>
+          <w:sz w:val="26"/>
+          <w:szCs w:val="26"/>
+          <w:lang w:val="vi-VN"/>
+        </w:rPr>
+        <w:t>8080</w:t>
+      </w:r>
+      <w:r>
+        <w:rPr>
+          <w:rFonts w:ascii="Times New Roman" w:hAnsi="Times New Roman" w:cs="Times New Roman"/>
+          <w:i/>
+          <w:iCs/>
+          <w:color w:val="EE0000"/>
+          <w:sz w:val="26"/>
+          <w:szCs w:val="26"/>
+          <w:lang w:val="vi-VN"/>
+        </w:rPr>
+        <w:t xml:space="preserve"> </w:t>
+      </w:r>
+      <w:r>
+        <w:rPr>
+          <w:rFonts w:ascii="Times New Roman" w:hAnsi="Times New Roman" w:cs="Times New Roman"/>
+          <w:i/>
+          <w:iCs/>
+          <w:color w:val="EE0000"/>
+          <w:sz w:val="26"/>
+          <w:szCs w:val="26"/>
+        </w:rPr>
+        <w:t>bai5-go</w:t>
+      </w:r>
+    </w:p>
+    <w:p>
+      <w:pPr>
+        <w:rPr>
+          <w:rFonts w:ascii="Times New Roman" w:hAnsi="Times New Roman" w:cs="Times New Roman"/>
+          <w:sz w:val="26"/>
+          <w:szCs w:val="26"/>
+          <w:lang w:val="vi-VN"/>
+        </w:rPr>
+      </w:pPr>
+      <w:r>
+        <w:rPr>
+          <w:rFonts w:ascii="Times New Roman" w:hAnsi="Times New Roman" w:cs="Times New Roman"/>
+          <w:sz w:val="26"/>
+          <w:szCs w:val="26"/>
+          <w:lang w:val="vi-VN"/>
+        </w:rPr>
+        <w:drawing>
+          <wp:inline distT="0" distB="0" distL="0" distR="0" wp14:anchorId="0D20CEF7" wp14:editId="08E57BCC">
+            <wp:extent cx="5943600" cy="220980"/>
+            <wp:effectExtent l="0" t="0" r="0" b="7620"/>
+            <wp:docPr id="907538538" name="Picture 1"/>
+            <wp:cNvGraphicFramePr>
+              <a:graphicFrameLocks xmlns:a="http://schemas.openxmlformats.org/drawingml/2006/main" noChangeAspect="1"/>
+            </wp:cNvGraphicFramePr>
+            <a:graphic xmlns:a="http://schemas.openxmlformats.org/drawingml/2006/main">
+              <a:graphicData uri="http://schemas.openxmlformats.org/drawingml/2006/picture">
+                <pic:pic xmlns:pic="http://schemas.openxmlformats.org/drawingml/2006/picture">
+                  <pic:nvPicPr>
+                    <pic:cNvPr id="907538538" name=""/>
+                    <pic:cNvPicPr/>
+                  </pic:nvPicPr>
+                  <pic:blipFill>
+                    <a:blip r:embed="rId50"/>
+                    <a:stretch>
+                      <a:fillRect/>
+                    </a:stretch>
+                  </pic:blipFill>
+                  <pic:spPr>
+                    <a:xfrm>
+                      <a:off x="0" y="0"/>
+                      <a:ext cx="5943600" cy="220980"/>
+                    </a:xfrm>
+                    <a:prstGeom prst="rect">
+                      <a:avLst/>
+                    </a:prstGeom>
+                  </pic:spPr>
+                </pic:pic>
+              </a:graphicData>
+            </a:graphic>
+          </wp:inline>
+        </w:drawing>
+      </w:r>
+    </w:p>
+    <w:p>
+      <w:pPr>
+        <w:rPr>
+          <w:rFonts w:ascii="Times New Roman" w:hAnsi="Times New Roman" w:cs="Times New Roman"/>
+          <w:sz w:val="26"/>
+          <w:szCs w:val="26"/>
+          <w:lang w:val="vi-VN"/>
+        </w:rPr>
+      </w:pPr>
+      <w:r>
+        <w:rPr>
+          <w:rFonts w:ascii="Times New Roman" w:hAnsi="Times New Roman" w:cs="Times New Roman"/>
+          <w:sz w:val="26"/>
+          <w:szCs w:val="26"/>
+          <w:lang w:val="vi-VN"/>
+        </w:rPr>
+        <w:drawing>
+          <wp:inline distT="0" distB="0" distL="0" distR="0" wp14:anchorId="3B177567" wp14:editId="41132659">
+            <wp:extent cx="5943600" cy="1590675"/>
+            <wp:effectExtent l="0" t="0" r="0" b="9525"/>
+            <wp:docPr id="1198761715" name="Picture 1"/>
+            <wp:cNvGraphicFramePr>
+              <a:graphicFrameLocks xmlns:a="http://schemas.openxmlformats.org/drawingml/2006/main" noChangeAspect="1"/>
+            </wp:cNvGraphicFramePr>
+            <a:graphic xmlns:a="http://schemas.openxmlformats.org/drawingml/2006/main">
+              <a:graphicData uri="http://schemas.openxmlformats.org/drawingml/2006/picture">
+                <pic:pic xmlns:pic="http://schemas.openxmlformats.org/drawingml/2006/picture">
+                  <pic:nvPicPr>
+                    <pic:cNvPr id="1198761715" name=""/>
+                    <pic:cNvPicPr/>
+                  </pic:nvPicPr>
+                  <pic:blipFill>
+                    <a:blip r:embed="rId51"/>
+                    <a:stretch>
+                      <a:fillRect/>
+                    </a:stretch>
+                  </pic:blipFill>
+                  <pic:spPr>
+                    <a:xfrm>
+                      <a:off x="0" y="0"/>
+                      <a:ext cx="5943600" cy="1590675"/>
+                    </a:xfrm>
+                    <a:prstGeom prst="rect">
+                      <a:avLst/>
+                    </a:prstGeom>
+                  </pic:spPr>
+                </pic:pic>
+              </a:graphicData>
+            </a:graphic>
+          </wp:inline>
+        </w:drawing>
       </w:r>
     </w:p>
     <w:p>
@@ -6056,6 +6532,7 @@
           <w:rFonts w:ascii="Times New Roman" w:hAnsi="Times New Roman" w:cs="Times New Roman"/>
           <w:sz w:val="26"/>
           <w:szCs w:val="26"/>
+          <w:lang w:val="vi-VN"/>
         </w:rPr>
       </w:pPr>
       <w:r>
@@ -6065,6 +6542,318 @@
           <w:szCs w:val="26"/>
         </w:rPr>
         <w:t xml:space="preserve">Stage 2: Dùng node:18-alpine để chạy ứng dụng đã build. </w:t>
+      </w:r>
+    </w:p>
+    <w:p>
+      <w:pPr>
+        <w:rPr>
+          <w:rFonts w:ascii="Times New Roman" w:hAnsi="Times New Roman" w:cs="Times New Roman"/>
+          <w:color w:val="EE0000"/>
+          <w:sz w:val="26"/>
+          <w:szCs w:val="26"/>
+          <w:lang w:val="vi-VN"/>
+        </w:rPr>
+      </w:pPr>
+      <w:r>
+        <w:rPr>
+          <w:rFonts w:ascii="Times New Roman" w:hAnsi="Times New Roman" w:cs="Times New Roman"/>
+          <w:i/>
+          <w:iCs/>
+          <w:color w:val="EE0000"/>
+          <w:sz w:val="26"/>
+          <w:szCs w:val="26"/>
+          <w:lang w:val="vi-VN"/>
+        </w:rPr>
+        <w:t xml:space="preserve">Lệnh: </w:t>
+      </w:r>
+      <w:r>
+        <w:rPr>
+          <w:rFonts w:ascii="Times New Roman" w:hAnsi="Times New Roman" w:cs="Times New Roman"/>
+          <w:i/>
+          <w:iCs/>
+          <w:color w:val="EE0000"/>
+          <w:sz w:val="26"/>
+          <w:szCs w:val="26"/>
+        </w:rPr>
+        <w:t xml:space="preserve">docker build -t </w:t>
+      </w:r>
+      <w:r>
+        <w:rPr>
+          <w:rFonts w:ascii="Times New Roman" w:hAnsi="Times New Roman" w:cs="Times New Roman"/>
+          <w:i/>
+          <w:iCs/>
+          <w:color w:val="EE0000"/>
+          <w:sz w:val="26"/>
+          <w:szCs w:val="26"/>
+        </w:rPr>
+        <w:t>bai6-multistage</w:t>
+      </w:r>
+      <w:r>
+        <w:rPr>
+          <w:rFonts w:ascii="Times New Roman" w:hAnsi="Times New Roman" w:cs="Times New Roman"/>
+          <w:i/>
+          <w:iCs/>
+          <w:color w:val="EE0000"/>
+          <w:sz w:val="26"/>
+          <w:szCs w:val="26"/>
+          <w:lang w:val="vi-VN"/>
+        </w:rPr>
+        <w:t xml:space="preserve"> </w:t>
+      </w:r>
+      <w:r>
+        <w:rPr>
+          <w:rFonts w:ascii="Times New Roman" w:hAnsi="Times New Roman" w:cs="Times New Roman"/>
+          <w:color w:val="EE0000"/>
+          <w:sz w:val="26"/>
+          <w:szCs w:val="26"/>
+        </w:rPr>
+        <w:t>.</w:t>
+      </w:r>
+    </w:p>
+    <w:p>
+      <w:pPr>
+        <w:rPr>
+          <w:rFonts w:ascii="Times New Roman" w:hAnsi="Times New Roman" w:cs="Times New Roman"/>
+          <w:color w:val="EE0000"/>
+          <w:sz w:val="26"/>
+          <w:szCs w:val="26"/>
+          <w:lang w:val="vi-VN"/>
+        </w:rPr>
+      </w:pPr>
+      <w:r>
+        <w:rPr>
+          <w:rFonts w:ascii="Times New Roman" w:hAnsi="Times New Roman" w:cs="Times New Roman"/>
+          <w:color w:val="EE0000"/>
+          <w:sz w:val="26"/>
+          <w:szCs w:val="26"/>
+          <w:lang w:val="vi-VN"/>
+        </w:rPr>
+        <w:lastRenderedPageBreak/>
+        <w:drawing>
+          <wp:inline distT="0" distB="0" distL="0" distR="0" wp14:anchorId="2C39D954" wp14:editId="26545D63">
+            <wp:extent cx="5943600" cy="2839720"/>
+            <wp:effectExtent l="0" t="0" r="0" b="0"/>
+            <wp:docPr id="130936735" name="Picture 1"/>
+            <wp:cNvGraphicFramePr>
+              <a:graphicFrameLocks xmlns:a="http://schemas.openxmlformats.org/drawingml/2006/main" noChangeAspect="1"/>
+            </wp:cNvGraphicFramePr>
+            <a:graphic xmlns:a="http://schemas.openxmlformats.org/drawingml/2006/main">
+              <a:graphicData uri="http://schemas.openxmlformats.org/drawingml/2006/picture">
+                <pic:pic xmlns:pic="http://schemas.openxmlformats.org/drawingml/2006/picture">
+                  <pic:nvPicPr>
+                    <pic:cNvPr id="130936735" name=""/>
+                    <pic:cNvPicPr/>
+                  </pic:nvPicPr>
+                  <pic:blipFill>
+                    <a:blip r:embed="rId52"/>
+                    <a:stretch>
+                      <a:fillRect/>
+                    </a:stretch>
+                  </pic:blipFill>
+                  <pic:spPr>
+                    <a:xfrm>
+                      <a:off x="0" y="0"/>
+                      <a:ext cx="5943600" cy="2839720"/>
+                    </a:xfrm>
+                    <a:prstGeom prst="rect">
+                      <a:avLst/>
+                    </a:prstGeom>
+                  </pic:spPr>
+                </pic:pic>
+              </a:graphicData>
+            </a:graphic>
+          </wp:inline>
+        </w:drawing>
+      </w:r>
+    </w:p>
+    <w:p>
+      <w:pPr>
+        <w:rPr>
+          <w:rFonts w:ascii="Times New Roman" w:hAnsi="Times New Roman" w:cs="Times New Roman"/>
+          <w:i/>
+          <w:iCs/>
+          <w:color w:val="EE0000"/>
+          <w:sz w:val="26"/>
+          <w:szCs w:val="26"/>
+          <w:lang w:val="vi-VN"/>
+        </w:rPr>
+      </w:pPr>
+      <w:r>
+        <w:rPr>
+          <w:rFonts w:ascii="Times New Roman" w:hAnsi="Times New Roman" w:cs="Times New Roman"/>
+          <w:i/>
+          <w:iCs/>
+          <w:color w:val="EE0000"/>
+          <w:sz w:val="26"/>
+          <w:szCs w:val="26"/>
+          <w:lang w:val="vi-VN"/>
+        </w:rPr>
+        <w:t xml:space="preserve">Lệnh: docker run -d -p </w:t>
+      </w:r>
+      <w:r>
+        <w:rPr>
+          <w:rFonts w:ascii="Times New Roman" w:hAnsi="Times New Roman" w:cs="Times New Roman"/>
+          <w:i/>
+          <w:iCs/>
+          <w:color w:val="EE0000"/>
+          <w:sz w:val="26"/>
+          <w:szCs w:val="26"/>
+          <w:lang w:val="vi-VN"/>
+        </w:rPr>
+        <w:t>3000</w:t>
+      </w:r>
+      <w:r>
+        <w:rPr>
+          <w:rFonts w:ascii="Times New Roman" w:hAnsi="Times New Roman" w:cs="Times New Roman"/>
+          <w:i/>
+          <w:iCs/>
+          <w:color w:val="EE0000"/>
+          <w:sz w:val="26"/>
+          <w:szCs w:val="26"/>
+          <w:lang w:val="vi-VN"/>
+        </w:rPr>
+        <w:t>:</w:t>
+      </w:r>
+      <w:r>
+        <w:rPr>
+          <w:rFonts w:ascii="Times New Roman" w:hAnsi="Times New Roman" w:cs="Times New Roman"/>
+          <w:i/>
+          <w:iCs/>
+          <w:color w:val="EE0000"/>
+          <w:sz w:val="26"/>
+          <w:szCs w:val="26"/>
+          <w:lang w:val="vi-VN"/>
+        </w:rPr>
+        <w:t>3000</w:t>
+      </w:r>
+      <w:r>
+        <w:rPr>
+          <w:rFonts w:ascii="Times New Roman" w:hAnsi="Times New Roman" w:cs="Times New Roman"/>
+          <w:i/>
+          <w:iCs/>
+          <w:color w:val="EE0000"/>
+          <w:sz w:val="26"/>
+          <w:szCs w:val="26"/>
+          <w:lang w:val="vi-VN"/>
+        </w:rPr>
+        <w:t xml:space="preserve"> </w:t>
+      </w:r>
+      <w:r>
+        <w:rPr>
+          <w:rFonts w:ascii="Times New Roman" w:hAnsi="Times New Roman" w:cs="Times New Roman"/>
+          <w:i/>
+          <w:iCs/>
+          <w:color w:val="EE0000"/>
+          <w:sz w:val="26"/>
+          <w:szCs w:val="26"/>
+        </w:rPr>
+        <w:t>bai6-multistage</w:t>
+      </w:r>
+    </w:p>
+    <w:p>
+      <w:pPr>
+        <w:rPr>
+          <w:rFonts w:ascii="Times New Roman" w:hAnsi="Times New Roman" w:cs="Times New Roman"/>
+          <w:sz w:val="26"/>
+          <w:szCs w:val="26"/>
+          <w:lang w:val="vi-VN"/>
+        </w:rPr>
+      </w:pPr>
+      <w:r>
+        <w:rPr>
+          <w:rFonts w:ascii="Times New Roman" w:hAnsi="Times New Roman" w:cs="Times New Roman"/>
+          <w:sz w:val="26"/>
+          <w:szCs w:val="26"/>
+          <w:lang w:val="vi-VN"/>
+        </w:rPr>
+        <w:drawing>
+          <wp:inline distT="0" distB="0" distL="0" distR="0" wp14:anchorId="4B8412C5" wp14:editId="41385324">
+            <wp:extent cx="5943600" cy="332740"/>
+            <wp:effectExtent l="0" t="0" r="0" b="0"/>
+            <wp:docPr id="1030951728" name="Picture 1"/>
+            <wp:cNvGraphicFramePr>
+              <a:graphicFrameLocks xmlns:a="http://schemas.openxmlformats.org/drawingml/2006/main" noChangeAspect="1"/>
+            </wp:cNvGraphicFramePr>
+            <a:graphic xmlns:a="http://schemas.openxmlformats.org/drawingml/2006/main">
+              <a:graphicData uri="http://schemas.openxmlformats.org/drawingml/2006/picture">
+                <pic:pic xmlns:pic="http://schemas.openxmlformats.org/drawingml/2006/picture">
+                  <pic:nvPicPr>
+                    <pic:cNvPr id="1030951728" name=""/>
+                    <pic:cNvPicPr/>
+                  </pic:nvPicPr>
+                  <pic:blipFill>
+                    <a:blip r:embed="rId53"/>
+                    <a:stretch>
+                      <a:fillRect/>
+                    </a:stretch>
+                  </pic:blipFill>
+                  <pic:spPr>
+                    <a:xfrm>
+                      <a:off x="0" y="0"/>
+                      <a:ext cx="5943600" cy="332740"/>
+                    </a:xfrm>
+                    <a:prstGeom prst="rect">
+                      <a:avLst/>
+                    </a:prstGeom>
+                  </pic:spPr>
+                </pic:pic>
+              </a:graphicData>
+            </a:graphic>
+          </wp:inline>
+        </w:drawing>
+      </w:r>
+    </w:p>
+    <w:p>
+      <w:pPr>
+        <w:rPr>
+          <w:rFonts w:ascii="Times New Roman" w:hAnsi="Times New Roman" w:cs="Times New Roman"/>
+          <w:sz w:val="26"/>
+          <w:szCs w:val="26"/>
+          <w:lang w:val="vi-VN"/>
+        </w:rPr>
+      </w:pPr>
+      <w:r>
+        <w:rPr>
+          <w:rFonts w:ascii="Times New Roman" w:hAnsi="Times New Roman" w:cs="Times New Roman"/>
+          <w:sz w:val="26"/>
+          <w:szCs w:val="26"/>
+          <w:lang w:val="vi-VN"/>
+        </w:rPr>
+        <w:drawing>
+          <wp:inline distT="0" distB="0" distL="0" distR="0" wp14:anchorId="5EB227D1" wp14:editId="7D67F74F">
+            <wp:extent cx="5943600" cy="1553845"/>
+            <wp:effectExtent l="0" t="0" r="0" b="8255"/>
+            <wp:docPr id="195466010" name="Picture 1"/>
+            <wp:cNvGraphicFramePr>
+              <a:graphicFrameLocks xmlns:a="http://schemas.openxmlformats.org/drawingml/2006/main" noChangeAspect="1"/>
+            </wp:cNvGraphicFramePr>
+            <a:graphic xmlns:a="http://schemas.openxmlformats.org/drawingml/2006/main">
+              <a:graphicData uri="http://schemas.openxmlformats.org/drawingml/2006/picture">
+                <pic:pic xmlns:pic="http://schemas.openxmlformats.org/drawingml/2006/picture">
+                  <pic:nvPicPr>
+                    <pic:cNvPr id="195466010" name=""/>
+                    <pic:cNvPicPr/>
+                  </pic:nvPicPr>
+                  <pic:blipFill>
+                    <a:blip r:embed="rId54"/>
+                    <a:stretch>
+                      <a:fillRect/>
+                    </a:stretch>
+                  </pic:blipFill>
+                  <pic:spPr>
+                    <a:xfrm>
+                      <a:off x="0" y="0"/>
+                      <a:ext cx="5943600" cy="1553845"/>
+                    </a:xfrm>
+                    <a:prstGeom prst="rect">
+                      <a:avLst/>
+                    </a:prstGeom>
+                  </pic:spPr>
+                </pic:pic>
+              </a:graphicData>
+            </a:graphic>
+          </wp:inline>
+        </w:drawing>
       </w:r>
     </w:p>
     <w:p>
@@ -6075,6 +6864,7 @@
           <w:bCs/>
           <w:sz w:val="26"/>
           <w:szCs w:val="26"/>
+          <w:lang w:val="vi-VN"/>
         </w:rPr>
       </w:pPr>
       <w:r>
@@ -6084,6 +6874,7 @@
           <w:bCs/>
           <w:sz w:val="26"/>
           <w:szCs w:val="26"/>
+          <w:lang w:val="vi-VN"/>
         </w:rPr>
         <w:t xml:space="preserve">Bài 7: Sử dụng biến môi trường trong Dockerfile </w:t>
       </w:r>
@@ -6128,6 +6919,7 @@
           <w:rFonts w:ascii="Times New Roman" w:hAnsi="Times New Roman" w:cs="Times New Roman"/>
           <w:sz w:val="26"/>
           <w:szCs w:val="26"/>
+          <w:lang w:val="vi-VN"/>
         </w:rPr>
       </w:pPr>
       <w:r>
@@ -6137,6 +6929,217 @@
           <w:szCs w:val="26"/>
         </w:rPr>
         <w:t xml:space="preserve">Sử dụng ENV APP_ENV=development trong Dockerfile. </w:t>
+      </w:r>
+    </w:p>
+    <w:p>
+      <w:pPr>
+        <w:rPr>
+          <w:rFonts w:ascii="Times New Roman" w:hAnsi="Times New Roman" w:cs="Times New Roman"/>
+          <w:color w:val="EE0000"/>
+          <w:sz w:val="26"/>
+          <w:szCs w:val="26"/>
+          <w:lang w:val="vi-VN"/>
+        </w:rPr>
+      </w:pPr>
+      <w:r>
+        <w:rPr>
+          <w:rFonts w:ascii="Times New Roman" w:hAnsi="Times New Roman" w:cs="Times New Roman"/>
+          <w:i/>
+          <w:iCs/>
+          <w:color w:val="EE0000"/>
+          <w:sz w:val="26"/>
+          <w:szCs w:val="26"/>
+          <w:lang w:val="vi-VN"/>
+        </w:rPr>
+        <w:t xml:space="preserve">Lệnh: </w:t>
+      </w:r>
+      <w:r>
+        <w:rPr>
+          <w:rFonts w:ascii="Times New Roman" w:hAnsi="Times New Roman" w:cs="Times New Roman"/>
+          <w:i/>
+          <w:iCs/>
+          <w:color w:val="EE0000"/>
+          <w:sz w:val="26"/>
+          <w:szCs w:val="26"/>
+        </w:rPr>
+        <w:t xml:space="preserve">docker build -t </w:t>
+      </w:r>
+      <w:r>
+        <w:rPr>
+          <w:rFonts w:ascii="Times New Roman" w:hAnsi="Times New Roman" w:cs="Times New Roman"/>
+          <w:i/>
+          <w:iCs/>
+          <w:color w:val="EE0000"/>
+          <w:sz w:val="26"/>
+          <w:szCs w:val="26"/>
+        </w:rPr>
+        <w:t>bai7-env</w:t>
+      </w:r>
+      <w:r>
+        <w:rPr>
+          <w:rFonts w:ascii="Times New Roman" w:hAnsi="Times New Roman" w:cs="Times New Roman"/>
+          <w:i/>
+          <w:iCs/>
+          <w:color w:val="EE0000"/>
+          <w:sz w:val="26"/>
+          <w:szCs w:val="26"/>
+          <w:lang w:val="vi-VN"/>
+        </w:rPr>
+        <w:t xml:space="preserve"> </w:t>
+      </w:r>
+      <w:r>
+        <w:rPr>
+          <w:rFonts w:ascii="Times New Roman" w:hAnsi="Times New Roman" w:cs="Times New Roman"/>
+          <w:color w:val="EE0000"/>
+          <w:sz w:val="26"/>
+          <w:szCs w:val="26"/>
+        </w:rPr>
+        <w:t>.</w:t>
+      </w:r>
+    </w:p>
+    <w:p>
+      <w:pPr>
+        <w:rPr>
+          <w:rFonts w:ascii="Times New Roman" w:hAnsi="Times New Roman" w:cs="Times New Roman"/>
+          <w:color w:val="EE0000"/>
+          <w:sz w:val="26"/>
+          <w:szCs w:val="26"/>
+          <w:lang w:val="vi-VN"/>
+        </w:rPr>
+      </w:pPr>
+      <w:r>
+        <w:rPr>
+          <w:rFonts w:ascii="Times New Roman" w:hAnsi="Times New Roman" w:cs="Times New Roman"/>
+          <w:color w:val="EE0000"/>
+          <w:sz w:val="26"/>
+          <w:szCs w:val="26"/>
+          <w:lang w:val="vi-VN"/>
+        </w:rPr>
+        <w:lastRenderedPageBreak/>
+        <w:drawing>
+          <wp:inline distT="0" distB="0" distL="0" distR="0" wp14:anchorId="3C94CF42" wp14:editId="18B9763C">
+            <wp:extent cx="5943600" cy="2832100"/>
+            <wp:effectExtent l="0" t="0" r="0" b="6350"/>
+            <wp:docPr id="2077727321" name="Picture 1"/>
+            <wp:cNvGraphicFramePr>
+              <a:graphicFrameLocks xmlns:a="http://schemas.openxmlformats.org/drawingml/2006/main" noChangeAspect="1"/>
+            </wp:cNvGraphicFramePr>
+            <a:graphic xmlns:a="http://schemas.openxmlformats.org/drawingml/2006/main">
+              <a:graphicData uri="http://schemas.openxmlformats.org/drawingml/2006/picture">
+                <pic:pic xmlns:pic="http://schemas.openxmlformats.org/drawingml/2006/picture">
+                  <pic:nvPicPr>
+                    <pic:cNvPr id="2077727321" name=""/>
+                    <pic:cNvPicPr/>
+                  </pic:nvPicPr>
+                  <pic:blipFill>
+                    <a:blip r:embed="rId55"/>
+                    <a:stretch>
+                      <a:fillRect/>
+                    </a:stretch>
+                  </pic:blipFill>
+                  <pic:spPr>
+                    <a:xfrm>
+                      <a:off x="0" y="0"/>
+                      <a:ext cx="5943600" cy="2832100"/>
+                    </a:xfrm>
+                    <a:prstGeom prst="rect">
+                      <a:avLst/>
+                    </a:prstGeom>
+                  </pic:spPr>
+                </pic:pic>
+              </a:graphicData>
+            </a:graphic>
+          </wp:inline>
+        </w:drawing>
+      </w:r>
+    </w:p>
+    <w:p>
+      <w:pPr>
+        <w:rPr>
+          <w:rFonts w:ascii="Times New Roman" w:hAnsi="Times New Roman" w:cs="Times New Roman"/>
+          <w:i/>
+          <w:iCs/>
+          <w:color w:val="EE0000"/>
+          <w:sz w:val="26"/>
+          <w:szCs w:val="26"/>
+          <w:lang w:val="vi-VN"/>
+        </w:rPr>
+      </w:pPr>
+      <w:r>
+        <w:rPr>
+          <w:rFonts w:ascii="Times New Roman" w:hAnsi="Times New Roman" w:cs="Times New Roman"/>
+          <w:i/>
+          <w:iCs/>
+          <w:color w:val="EE0000"/>
+          <w:sz w:val="26"/>
+          <w:szCs w:val="26"/>
+          <w:lang w:val="vi-VN"/>
+        </w:rPr>
+        <w:t xml:space="preserve">Lệnh: docker run </w:t>
+      </w:r>
+      <w:r>
+        <w:rPr>
+          <w:rFonts w:ascii="Times New Roman" w:hAnsi="Times New Roman" w:cs="Times New Roman"/>
+          <w:i/>
+          <w:iCs/>
+          <w:color w:val="EE0000"/>
+          <w:sz w:val="26"/>
+          <w:szCs w:val="26"/>
+        </w:rPr>
+        <w:t>bai7-env</w:t>
+      </w:r>
+    </w:p>
+    <w:p>
+      <w:pPr>
+        <w:rPr>
+          <w:rFonts w:ascii="Times New Roman" w:hAnsi="Times New Roman" w:cs="Times New Roman"/>
+          <w:sz w:val="26"/>
+          <w:szCs w:val="26"/>
+          <w:lang w:val="vi-VN"/>
+        </w:rPr>
+      </w:pPr>
+      <w:r>
+        <w:rPr>
+          <w:rFonts w:ascii="Times New Roman" w:hAnsi="Times New Roman" w:cs="Times New Roman"/>
+          <w:sz w:val="26"/>
+          <w:szCs w:val="26"/>
+          <w:lang w:val="vi-VN"/>
+        </w:rPr>
+        <w:drawing>
+          <wp:inline distT="0" distB="0" distL="0" distR="0" wp14:anchorId="531523D5" wp14:editId="6A7E61CF">
+            <wp:extent cx="5943600" cy="280035"/>
+            <wp:effectExtent l="0" t="0" r="0" b="5715"/>
+            <wp:docPr id="193569839" name="Picture 1"/>
+            <wp:cNvGraphicFramePr>
+              <a:graphicFrameLocks xmlns:a="http://schemas.openxmlformats.org/drawingml/2006/main" noChangeAspect="1"/>
+            </wp:cNvGraphicFramePr>
+            <a:graphic xmlns:a="http://schemas.openxmlformats.org/drawingml/2006/main">
+              <a:graphicData uri="http://schemas.openxmlformats.org/drawingml/2006/picture">
+                <pic:pic xmlns:pic="http://schemas.openxmlformats.org/drawingml/2006/picture">
+                  <pic:nvPicPr>
+                    <pic:cNvPr id="193569839" name=""/>
+                    <pic:cNvPicPr/>
+                  </pic:nvPicPr>
+                  <pic:blipFill>
+                    <a:blip r:embed="rId56"/>
+                    <a:stretch>
+                      <a:fillRect/>
+                    </a:stretch>
+                  </pic:blipFill>
+                  <pic:spPr>
+                    <a:xfrm>
+                      <a:off x="0" y="0"/>
+                      <a:ext cx="5943600" cy="280035"/>
+                    </a:xfrm>
+                    <a:prstGeom prst="rect">
+                      <a:avLst/>
+                    </a:prstGeom>
+                  </pic:spPr>
+                </pic:pic>
+              </a:graphicData>
+            </a:graphic>
+          </wp:inline>
+        </w:drawing>
       </w:r>
     </w:p>
     <w:p>
@@ -6200,6 +7203,7 @@
           <w:rFonts w:ascii="Times New Roman" w:hAnsi="Times New Roman" w:cs="Times New Roman"/>
           <w:sz w:val="26"/>
           <w:szCs w:val="26"/>
+          <w:lang w:val="vi-VN"/>
         </w:rPr>
       </w:pPr>
       <w:r>
@@ -6209,6 +7213,605 @@
           <w:szCs w:val="26"/>
         </w:rPr>
         <w:t xml:space="preserve">Thêm file SQL để tự động tạo database khi container chạy lần đầu tiên. </w:t>
+      </w:r>
+    </w:p>
+    <w:p>
+      <w:pPr>
+        <w:rPr>
+          <w:rFonts w:ascii="Times New Roman" w:hAnsi="Times New Roman" w:cs="Times New Roman"/>
+          <w:i/>
+          <w:iCs/>
+          <w:color w:val="EE0000"/>
+          <w:sz w:val="26"/>
+          <w:szCs w:val="26"/>
+          <w:lang w:val="vi-VN"/>
+        </w:rPr>
+      </w:pPr>
+      <w:r>
+        <w:rPr>
+          <w:rFonts w:ascii="Times New Roman" w:hAnsi="Times New Roman" w:cs="Times New Roman"/>
+          <w:i/>
+          <w:iCs/>
+          <w:color w:val="EE0000"/>
+          <w:sz w:val="26"/>
+          <w:szCs w:val="26"/>
+        </w:rPr>
+        <w:t>Lệnh</w:t>
+      </w:r>
+      <w:r>
+        <w:rPr>
+          <w:rFonts w:ascii="Times New Roman" w:hAnsi="Times New Roman" w:cs="Times New Roman"/>
+          <w:i/>
+          <w:iCs/>
+          <w:color w:val="EE0000"/>
+          <w:sz w:val="26"/>
+          <w:szCs w:val="26"/>
+          <w:lang w:val="vi-VN"/>
+        </w:rPr>
+        <w:t xml:space="preserve">: </w:t>
+      </w:r>
+      <w:r>
+        <w:rPr>
+          <w:rFonts w:ascii="Times New Roman" w:hAnsi="Times New Roman" w:cs="Times New Roman"/>
+          <w:i/>
+          <w:iCs/>
+          <w:color w:val="EE0000"/>
+          <w:sz w:val="26"/>
+          <w:szCs w:val="26"/>
+        </w:rPr>
+        <w:t>docker build -t bai8-postgres .</w:t>
+      </w:r>
+    </w:p>
+    <w:p>
+      <w:pPr>
+        <w:rPr>
+          <w:rFonts w:ascii="Times New Roman" w:hAnsi="Times New Roman" w:cs="Times New Roman"/>
+          <w:i/>
+          <w:iCs/>
+          <w:color w:val="EE0000"/>
+          <w:sz w:val="26"/>
+          <w:szCs w:val="26"/>
+          <w:lang w:val="vi-VN"/>
+        </w:rPr>
+      </w:pPr>
+      <w:r>
+        <w:rPr>
+          <w:rFonts w:ascii="Times New Roman" w:hAnsi="Times New Roman" w:cs="Times New Roman"/>
+          <w:i/>
+          <w:iCs/>
+          <w:color w:val="EE0000"/>
+          <w:sz w:val="26"/>
+          <w:szCs w:val="26"/>
+        </w:rPr>
+        <w:lastRenderedPageBreak/>
+        <w:drawing>
+          <wp:inline distT="0" distB="0" distL="0" distR="0" wp14:anchorId="024B78F9" wp14:editId="385EA597">
+            <wp:extent cx="5943600" cy="2951480"/>
+            <wp:effectExtent l="0" t="0" r="0" b="1270"/>
+            <wp:docPr id="1093739386" name="Picture 1"/>
+            <wp:cNvGraphicFramePr>
+              <a:graphicFrameLocks xmlns:a="http://schemas.openxmlformats.org/drawingml/2006/main" noChangeAspect="1"/>
+            </wp:cNvGraphicFramePr>
+            <a:graphic xmlns:a="http://schemas.openxmlformats.org/drawingml/2006/main">
+              <a:graphicData uri="http://schemas.openxmlformats.org/drawingml/2006/picture">
+                <pic:pic xmlns:pic="http://schemas.openxmlformats.org/drawingml/2006/picture">
+                  <pic:nvPicPr>
+                    <pic:cNvPr id="1093739386" name=""/>
+                    <pic:cNvPicPr/>
+                  </pic:nvPicPr>
+                  <pic:blipFill>
+                    <a:blip r:embed="rId57"/>
+                    <a:stretch>
+                      <a:fillRect/>
+                    </a:stretch>
+                  </pic:blipFill>
+                  <pic:spPr>
+                    <a:xfrm>
+                      <a:off x="0" y="0"/>
+                      <a:ext cx="5943600" cy="2951480"/>
+                    </a:xfrm>
+                    <a:prstGeom prst="rect">
+                      <a:avLst/>
+                    </a:prstGeom>
+                  </pic:spPr>
+                </pic:pic>
+              </a:graphicData>
+            </a:graphic>
+          </wp:inline>
+        </w:drawing>
+      </w:r>
+      <w:r>
+        <w:rPr>
+          <w:rFonts w:ascii="Times New Roman" w:hAnsi="Times New Roman" w:cs="Times New Roman"/>
+          <w:i/>
+          <w:iCs/>
+          <w:color w:val="EE0000"/>
+          <w:sz w:val="26"/>
+          <w:szCs w:val="26"/>
+        </w:rPr>
+        <w:br/>
+      </w:r>
+      <w:r>
+        <w:rPr>
+          <w:rFonts w:ascii="Times New Roman" w:hAnsi="Times New Roman" w:cs="Times New Roman"/>
+          <w:i/>
+          <w:iCs/>
+          <w:color w:val="EE0000"/>
+          <w:sz w:val="26"/>
+          <w:szCs w:val="26"/>
+        </w:rPr>
+        <w:br/>
+      </w:r>
+      <w:r>
+        <w:rPr>
+          <w:rFonts w:ascii="Times New Roman" w:hAnsi="Times New Roman" w:cs="Times New Roman"/>
+          <w:i/>
+          <w:iCs/>
+          <w:color w:val="EE0000"/>
+          <w:sz w:val="26"/>
+          <w:szCs w:val="26"/>
+        </w:rPr>
+        <w:t>Lệnh</w:t>
+      </w:r>
+      <w:r>
+        <w:rPr>
+          <w:rFonts w:ascii="Times New Roman" w:hAnsi="Times New Roman" w:cs="Times New Roman"/>
+          <w:i/>
+          <w:iCs/>
+          <w:color w:val="EE0000"/>
+          <w:sz w:val="26"/>
+          <w:szCs w:val="26"/>
+          <w:lang w:val="vi-VN"/>
+        </w:rPr>
+        <w:t xml:space="preserve">: </w:t>
+      </w:r>
+      <w:r>
+        <w:rPr>
+          <w:rFonts w:ascii="Times New Roman" w:hAnsi="Times New Roman" w:cs="Times New Roman"/>
+          <w:i/>
+          <w:iCs/>
+          <w:color w:val="EE0000"/>
+          <w:sz w:val="26"/>
+          <w:szCs w:val="26"/>
+          <w:lang w:val="vi-VN"/>
+        </w:rPr>
+        <w:t>docker run -d -p 5432:5432 --name bai8-postgres bai8-postgres</w:t>
+      </w:r>
+    </w:p>
+    <w:p>
+      <w:pPr>
+        <w:rPr>
+          <w:rFonts w:ascii="Times New Roman" w:hAnsi="Times New Roman" w:cs="Times New Roman"/>
+          <w:i/>
+          <w:iCs/>
+          <w:color w:val="EE0000"/>
+          <w:sz w:val="26"/>
+          <w:szCs w:val="26"/>
+          <w:lang w:val="vi-VN"/>
+        </w:rPr>
+      </w:pPr>
+      <w:r>
+        <w:rPr>
+          <w:rFonts w:ascii="Times New Roman" w:hAnsi="Times New Roman" w:cs="Times New Roman"/>
+          <w:i/>
+          <w:iCs/>
+          <w:color w:val="EE0000"/>
+          <w:sz w:val="26"/>
+          <w:szCs w:val="26"/>
+          <w:lang w:val="vi-VN"/>
+        </w:rPr>
+        <w:drawing>
+          <wp:inline distT="0" distB="0" distL="0" distR="0" wp14:anchorId="16E45ACB" wp14:editId="01658B45">
+            <wp:extent cx="5943600" cy="319405"/>
+            <wp:effectExtent l="0" t="0" r="0" b="4445"/>
+            <wp:docPr id="1384009214" name="Picture 1"/>
+            <wp:cNvGraphicFramePr>
+              <a:graphicFrameLocks xmlns:a="http://schemas.openxmlformats.org/drawingml/2006/main" noChangeAspect="1"/>
+            </wp:cNvGraphicFramePr>
+            <a:graphic xmlns:a="http://schemas.openxmlformats.org/drawingml/2006/main">
+              <a:graphicData uri="http://schemas.openxmlformats.org/drawingml/2006/picture">
+                <pic:pic xmlns:pic="http://schemas.openxmlformats.org/drawingml/2006/picture">
+                  <pic:nvPicPr>
+                    <pic:cNvPr id="1384009214" name=""/>
+                    <pic:cNvPicPr/>
+                  </pic:nvPicPr>
+                  <pic:blipFill>
+                    <a:blip r:embed="rId58"/>
+                    <a:stretch>
+                      <a:fillRect/>
+                    </a:stretch>
+                  </pic:blipFill>
+                  <pic:spPr>
+                    <a:xfrm>
+                      <a:off x="0" y="0"/>
+                      <a:ext cx="5943600" cy="319405"/>
+                    </a:xfrm>
+                    <a:prstGeom prst="rect">
+                      <a:avLst/>
+                    </a:prstGeom>
+                  </pic:spPr>
+                </pic:pic>
+              </a:graphicData>
+            </a:graphic>
+          </wp:inline>
+        </w:drawing>
+      </w:r>
+    </w:p>
+    <w:p>
+      <w:pPr>
+        <w:rPr>
+          <w:rFonts w:ascii="Times New Roman" w:hAnsi="Times New Roman" w:cs="Times New Roman"/>
+          <w:i/>
+          <w:iCs/>
+          <w:color w:val="EE0000"/>
+          <w:sz w:val="26"/>
+          <w:szCs w:val="26"/>
+          <w:lang w:val="vi-VN"/>
+        </w:rPr>
+      </w:pPr>
+      <w:r>
+        <w:rPr>
+          <w:rFonts w:ascii="Times New Roman" w:hAnsi="Times New Roman" w:cs="Times New Roman"/>
+          <w:i/>
+          <w:iCs/>
+          <w:color w:val="EE0000"/>
+          <w:sz w:val="26"/>
+          <w:szCs w:val="26"/>
+          <w:lang w:val="vi-VN"/>
+        </w:rPr>
+        <w:t xml:space="preserve">Lệnh: </w:t>
+      </w:r>
+      <w:r>
+        <w:rPr>
+          <w:rFonts w:ascii="Times New Roman" w:hAnsi="Times New Roman" w:cs="Times New Roman"/>
+          <w:i/>
+          <w:iCs/>
+          <w:color w:val="EE0000"/>
+          <w:sz w:val="26"/>
+          <w:szCs w:val="26"/>
+          <w:lang w:val="vi-VN"/>
+        </w:rPr>
+        <w:t>docker ps</w:t>
+      </w:r>
+    </w:p>
+    <w:p>
+      <w:pPr>
+        <w:rPr>
+          <w:rFonts w:ascii="Times New Roman" w:hAnsi="Times New Roman" w:cs="Times New Roman"/>
+          <w:i/>
+          <w:iCs/>
+          <w:color w:val="EE0000"/>
+          <w:sz w:val="26"/>
+          <w:szCs w:val="26"/>
+          <w:lang w:val="vi-VN"/>
+        </w:rPr>
+      </w:pPr>
+      <w:r>
+        <w:rPr>
+          <w:rFonts w:ascii="Times New Roman" w:hAnsi="Times New Roman" w:cs="Times New Roman"/>
+          <w:i/>
+          <w:iCs/>
+          <w:color w:val="EE0000"/>
+          <w:sz w:val="26"/>
+          <w:szCs w:val="26"/>
+          <w:lang w:val="vi-VN"/>
+        </w:rPr>
+        <w:drawing>
+          <wp:inline distT="0" distB="0" distL="0" distR="0" wp14:anchorId="711394B7" wp14:editId="33A9E99E">
+            <wp:extent cx="5943600" cy="414655"/>
+            <wp:effectExtent l="0" t="0" r="0" b="4445"/>
+            <wp:docPr id="399776319" name="Picture 1"/>
+            <wp:cNvGraphicFramePr>
+              <a:graphicFrameLocks xmlns:a="http://schemas.openxmlformats.org/drawingml/2006/main" noChangeAspect="1"/>
+            </wp:cNvGraphicFramePr>
+            <a:graphic xmlns:a="http://schemas.openxmlformats.org/drawingml/2006/main">
+              <a:graphicData uri="http://schemas.openxmlformats.org/drawingml/2006/picture">
+                <pic:pic xmlns:pic="http://schemas.openxmlformats.org/drawingml/2006/picture">
+                  <pic:nvPicPr>
+                    <pic:cNvPr id="399776319" name=""/>
+                    <pic:cNvPicPr/>
+                  </pic:nvPicPr>
+                  <pic:blipFill>
+                    <a:blip r:embed="rId59"/>
+                    <a:stretch>
+                      <a:fillRect/>
+                    </a:stretch>
+                  </pic:blipFill>
+                  <pic:spPr>
+                    <a:xfrm>
+                      <a:off x="0" y="0"/>
+                      <a:ext cx="5943600" cy="414655"/>
+                    </a:xfrm>
+                    <a:prstGeom prst="rect">
+                      <a:avLst/>
+                    </a:prstGeom>
+                  </pic:spPr>
+                </pic:pic>
+              </a:graphicData>
+            </a:graphic>
+          </wp:inline>
+        </w:drawing>
+      </w:r>
+    </w:p>
+    <w:p>
+      <w:pPr>
+        <w:rPr>
+          <w:rFonts w:ascii="Times New Roman" w:hAnsi="Times New Roman" w:cs="Times New Roman"/>
+          <w:i/>
+          <w:iCs/>
+          <w:color w:val="EE0000"/>
+          <w:sz w:val="26"/>
+          <w:szCs w:val="26"/>
+          <w:lang w:val="vi-VN"/>
+        </w:rPr>
+      </w:pPr>
+      <w:r>
+        <w:rPr>
+          <w:rFonts w:ascii="Times New Roman" w:hAnsi="Times New Roman" w:cs="Times New Roman"/>
+          <w:i/>
+          <w:iCs/>
+          <w:color w:val="EE0000"/>
+          <w:sz w:val="26"/>
+          <w:szCs w:val="26"/>
+          <w:lang w:val="vi-VN"/>
+        </w:rPr>
+        <w:t xml:space="preserve">Lệnh: </w:t>
+      </w:r>
+      <w:r>
+        <w:rPr>
+          <w:rFonts w:ascii="Times New Roman" w:hAnsi="Times New Roman" w:cs="Times New Roman"/>
+          <w:i/>
+          <w:iCs/>
+          <w:color w:val="EE0000"/>
+          <w:sz w:val="26"/>
+          <w:szCs w:val="26"/>
+          <w:lang w:val="vi-VN"/>
+        </w:rPr>
+        <w:t>docker exec -it bai8-postgres psql -U admin -d mydb</w:t>
+      </w:r>
+    </w:p>
+    <w:p>
+      <w:pPr>
+        <w:rPr>
+          <w:rFonts w:ascii="Times New Roman" w:hAnsi="Times New Roman" w:cs="Times New Roman"/>
+          <w:i/>
+          <w:iCs/>
+          <w:color w:val="EE0000"/>
+          <w:sz w:val="26"/>
+          <w:szCs w:val="26"/>
+          <w:lang w:val="vi-VN"/>
+        </w:rPr>
+      </w:pPr>
+      <w:r>
+        <w:rPr>
+          <w:rFonts w:ascii="Times New Roman" w:hAnsi="Times New Roman" w:cs="Times New Roman"/>
+          <w:i/>
+          <w:iCs/>
+          <w:color w:val="EE0000"/>
+          <w:sz w:val="26"/>
+          <w:szCs w:val="26"/>
+          <w:lang w:val="vi-VN"/>
+        </w:rPr>
+        <w:drawing>
+          <wp:inline distT="0" distB="0" distL="0" distR="0" wp14:anchorId="05BD5B9B" wp14:editId="1E4FB9FB">
+            <wp:extent cx="5943600" cy="464185"/>
+            <wp:effectExtent l="0" t="0" r="0" b="0"/>
+            <wp:docPr id="838910309" name="Picture 1"/>
+            <wp:cNvGraphicFramePr>
+              <a:graphicFrameLocks xmlns:a="http://schemas.openxmlformats.org/drawingml/2006/main" noChangeAspect="1"/>
+            </wp:cNvGraphicFramePr>
+            <a:graphic xmlns:a="http://schemas.openxmlformats.org/drawingml/2006/main">
+              <a:graphicData uri="http://schemas.openxmlformats.org/drawingml/2006/picture">
+                <pic:pic xmlns:pic="http://schemas.openxmlformats.org/drawingml/2006/picture">
+                  <pic:nvPicPr>
+                    <pic:cNvPr id="838910309" name=""/>
+                    <pic:cNvPicPr/>
+                  </pic:nvPicPr>
+                  <pic:blipFill>
+                    <a:blip r:embed="rId60"/>
+                    <a:stretch>
+                      <a:fillRect/>
+                    </a:stretch>
+                  </pic:blipFill>
+                  <pic:spPr>
+                    <a:xfrm>
+                      <a:off x="0" y="0"/>
+                      <a:ext cx="5943600" cy="464185"/>
+                    </a:xfrm>
+                    <a:prstGeom prst="rect">
+                      <a:avLst/>
+                    </a:prstGeom>
+                  </pic:spPr>
+                </pic:pic>
+              </a:graphicData>
+            </a:graphic>
+          </wp:inline>
+        </w:drawing>
+      </w:r>
+    </w:p>
+    <w:p>
+      <w:pPr>
+        <w:rPr>
+          <w:rFonts w:ascii="Times New Roman" w:hAnsi="Times New Roman" w:cs="Times New Roman"/>
+          <w:i/>
+          <w:iCs/>
+          <w:color w:val="EE0000"/>
+          <w:sz w:val="26"/>
+          <w:szCs w:val="26"/>
+          <w:lang w:val="vi-VN"/>
+        </w:rPr>
+      </w:pPr>
+      <w:r>
+        <w:rPr>
+          <w:rFonts w:ascii="Times New Roman" w:hAnsi="Times New Roman" w:cs="Times New Roman"/>
+          <w:i/>
+          <w:iCs/>
+          <w:color w:val="EE0000"/>
+          <w:sz w:val="26"/>
+          <w:szCs w:val="26"/>
+          <w:lang w:val="vi-VN"/>
+        </w:rPr>
+        <w:t xml:space="preserve">Kiểm tra: </w:t>
+      </w:r>
+    </w:p>
+    <w:p>
+      <w:pPr>
+        <w:rPr>
+          <w:rFonts w:ascii="Times New Roman" w:hAnsi="Times New Roman" w:cs="Times New Roman"/>
+          <w:i/>
+          <w:iCs/>
+          <w:color w:val="EE0000"/>
+          <w:sz w:val="26"/>
+          <w:szCs w:val="26"/>
+          <w:lang w:val="vi-VN"/>
+        </w:rPr>
+      </w:pPr>
+      <w:r>
+        <w:rPr>
+          <w:rFonts w:ascii="Times New Roman" w:hAnsi="Times New Roman" w:cs="Times New Roman"/>
+          <w:i/>
+          <w:iCs/>
+          <w:color w:val="EE0000"/>
+          <w:sz w:val="26"/>
+          <w:szCs w:val="26"/>
+          <w:lang w:val="vi-VN"/>
+        </w:rPr>
+        <w:t>\l        -- xem database</w:t>
+      </w:r>
+    </w:p>
+    <w:p>
+      <w:pPr>
+        <w:rPr>
+          <w:rFonts w:ascii="Times New Roman" w:hAnsi="Times New Roman" w:cs="Times New Roman"/>
+          <w:i/>
+          <w:iCs/>
+          <w:color w:val="EE0000"/>
+          <w:sz w:val="26"/>
+          <w:szCs w:val="26"/>
+          <w:lang w:val="vi-VN"/>
+        </w:rPr>
+      </w:pPr>
+      <w:r>
+        <w:rPr>
+          <w:rFonts w:ascii="Times New Roman" w:hAnsi="Times New Roman" w:cs="Times New Roman"/>
+          <w:i/>
+          <w:iCs/>
+          <w:color w:val="EE0000"/>
+          <w:sz w:val="26"/>
+          <w:szCs w:val="26"/>
+          <w:lang w:val="vi-VN"/>
+        </w:rPr>
+        <w:t>\c mydb   -- chuyển sang mydb</w:t>
+      </w:r>
+    </w:p>
+    <w:p>
+      <w:pPr>
+        <w:rPr>
+          <w:rFonts w:ascii="Times New Roman" w:hAnsi="Times New Roman" w:cs="Times New Roman"/>
+          <w:i/>
+          <w:iCs/>
+          <w:color w:val="EE0000"/>
+          <w:sz w:val="26"/>
+          <w:szCs w:val="26"/>
+          <w:lang w:val="vi-VN"/>
+        </w:rPr>
+      </w:pPr>
+      <w:r>
+        <w:rPr>
+          <w:rFonts w:ascii="Times New Roman" w:hAnsi="Times New Roman" w:cs="Times New Roman"/>
+          <w:i/>
+          <w:iCs/>
+          <w:color w:val="EE0000"/>
+          <w:sz w:val="26"/>
+          <w:szCs w:val="26"/>
+          <w:lang w:val="vi-VN"/>
+        </w:rPr>
+        <w:t>\dt       -- xem table</w:t>
+      </w:r>
+    </w:p>
+    <w:p>
+      <w:pPr>
+        <w:rPr>
+          <w:rFonts w:ascii="Times New Roman" w:hAnsi="Times New Roman" w:cs="Times New Roman"/>
+          <w:i/>
+          <w:iCs/>
+          <w:color w:val="EE0000"/>
+          <w:sz w:val="26"/>
+          <w:szCs w:val="26"/>
+          <w:lang w:val="vi-VN"/>
+        </w:rPr>
+      </w:pPr>
+      <w:r>
+        <w:rPr>
+          <w:rFonts w:ascii="Times New Roman" w:hAnsi="Times New Roman" w:cs="Times New Roman"/>
+          <w:i/>
+          <w:iCs/>
+          <w:color w:val="EE0000"/>
+          <w:sz w:val="26"/>
+          <w:szCs w:val="26"/>
+          <w:lang w:val="vi-VN"/>
+        </w:rPr>
+        <w:t>SELECT * FROM users;</w:t>
+      </w:r>
+    </w:p>
+    <w:p>
+      <w:pPr>
+        <w:rPr>
+          <w:rFonts w:ascii="Times New Roman" w:hAnsi="Times New Roman" w:cs="Times New Roman"/>
+          <w:i/>
+          <w:iCs/>
+          <w:color w:val="EE0000"/>
+          <w:sz w:val="26"/>
+          <w:szCs w:val="26"/>
+          <w:lang w:val="vi-VN"/>
+        </w:rPr>
+      </w:pPr>
+      <w:r>
+        <w:rPr>
+          <w:rFonts w:ascii="Times New Roman" w:hAnsi="Times New Roman" w:cs="Times New Roman"/>
+          <w:i/>
+          <w:iCs/>
+          <w:color w:val="EE0000"/>
+          <w:sz w:val="26"/>
+          <w:szCs w:val="26"/>
+          <w:lang w:val="vi-VN"/>
+        </w:rPr>
+        <w:lastRenderedPageBreak/>
+        <w:drawing>
+          <wp:inline distT="0" distB="0" distL="0" distR="0" wp14:anchorId="62E6B0AF" wp14:editId="4BD314DF">
+            <wp:extent cx="5943600" cy="3282950"/>
+            <wp:effectExtent l="0" t="0" r="0" b="0"/>
+            <wp:docPr id="1494232124" name="Picture 1"/>
+            <wp:cNvGraphicFramePr>
+              <a:graphicFrameLocks xmlns:a="http://schemas.openxmlformats.org/drawingml/2006/main" noChangeAspect="1"/>
+            </wp:cNvGraphicFramePr>
+            <a:graphic xmlns:a="http://schemas.openxmlformats.org/drawingml/2006/main">
+              <a:graphicData uri="http://schemas.openxmlformats.org/drawingml/2006/picture">
+                <pic:pic xmlns:pic="http://schemas.openxmlformats.org/drawingml/2006/picture">
+                  <pic:nvPicPr>
+                    <pic:cNvPr id="1494232124" name=""/>
+                    <pic:cNvPicPr/>
+                  </pic:nvPicPr>
+                  <pic:blipFill>
+                    <a:blip r:embed="rId61"/>
+                    <a:stretch>
+                      <a:fillRect/>
+                    </a:stretch>
+                  </pic:blipFill>
+                  <pic:spPr>
+                    <a:xfrm>
+                      <a:off x="0" y="0"/>
+                      <a:ext cx="5943600" cy="3282950"/>
+                    </a:xfrm>
+                    <a:prstGeom prst="rect">
+                      <a:avLst/>
+                    </a:prstGeom>
+                  </pic:spPr>
+                </pic:pic>
+              </a:graphicData>
+            </a:graphic>
+          </wp:inline>
+        </w:drawing>
       </w:r>
     </w:p>
     <w:p>
@@ -6219,6 +7822,7 @@
           <w:bCs/>
           <w:sz w:val="26"/>
           <w:szCs w:val="26"/>
+          <w:lang w:val="vi-VN"/>
         </w:rPr>
       </w:pPr>
       <w:r>
@@ -6228,6 +7832,7 @@
           <w:bCs/>
           <w:sz w:val="26"/>
           <w:szCs w:val="26"/>
+          <w:lang w:val="vi-VN"/>
         </w:rPr>
         <w:t xml:space="preserve">Bài 9: Tạo Dockerfile chạy Redis với cấu hình tùy chỉnh </w:t>
       </w:r>
@@ -6272,6 +7877,7 @@
           <w:rFonts w:ascii="Times New Roman" w:hAnsi="Times New Roman" w:cs="Times New Roman"/>
           <w:sz w:val="26"/>
           <w:szCs w:val="26"/>
+          <w:lang w:val="vi-VN"/>
         </w:rPr>
       </w:pPr>
       <w:r>
@@ -6281,6 +7887,404 @@
           <w:szCs w:val="26"/>
         </w:rPr>
         <w:t xml:space="preserve">Thêm file redis.conf vào container. </w:t>
+      </w:r>
+    </w:p>
+    <w:p>
+      <w:pPr>
+        <w:rPr>
+          <w:rFonts w:ascii="Times New Roman" w:hAnsi="Times New Roman" w:cs="Times New Roman"/>
+          <w:i/>
+          <w:iCs/>
+          <w:color w:val="EE0000"/>
+          <w:sz w:val="26"/>
+          <w:szCs w:val="26"/>
+          <w:lang w:val="vi-VN"/>
+        </w:rPr>
+      </w:pPr>
+      <w:r>
+        <w:rPr>
+          <w:rFonts w:ascii="Times New Roman" w:hAnsi="Times New Roman" w:cs="Times New Roman"/>
+          <w:i/>
+          <w:iCs/>
+          <w:color w:val="EE0000"/>
+          <w:sz w:val="26"/>
+          <w:szCs w:val="26"/>
+        </w:rPr>
+        <w:t>Lệnh</w:t>
+      </w:r>
+      <w:r>
+        <w:rPr>
+          <w:rFonts w:ascii="Times New Roman" w:hAnsi="Times New Roman" w:cs="Times New Roman"/>
+          <w:i/>
+          <w:iCs/>
+          <w:color w:val="EE0000"/>
+          <w:sz w:val="26"/>
+          <w:szCs w:val="26"/>
+          <w:lang w:val="vi-VN"/>
+        </w:rPr>
+        <w:t xml:space="preserve">: </w:t>
+      </w:r>
+      <w:r>
+        <w:rPr>
+          <w:rFonts w:ascii="Times New Roman" w:hAnsi="Times New Roman" w:cs="Times New Roman"/>
+          <w:i/>
+          <w:iCs/>
+          <w:color w:val="EE0000"/>
+          <w:sz w:val="26"/>
+          <w:szCs w:val="26"/>
+        </w:rPr>
+        <w:t xml:space="preserve">docker build -t </w:t>
+      </w:r>
+      <w:r>
+        <w:rPr>
+          <w:rFonts w:ascii="Times New Roman" w:hAnsi="Times New Roman" w:cs="Times New Roman"/>
+          <w:i/>
+          <w:iCs/>
+          <w:color w:val="EE0000"/>
+          <w:sz w:val="26"/>
+          <w:szCs w:val="26"/>
+        </w:rPr>
+        <w:t>bai9-redis</w:t>
+      </w:r>
+      <w:r>
+        <w:rPr>
+          <w:rFonts w:ascii="Times New Roman" w:hAnsi="Times New Roman" w:cs="Times New Roman"/>
+          <w:i/>
+          <w:iCs/>
+          <w:color w:val="EE0000"/>
+          <w:sz w:val="26"/>
+          <w:szCs w:val="26"/>
+          <w:lang w:val="vi-VN"/>
+        </w:rPr>
+        <w:t xml:space="preserve"> </w:t>
+      </w:r>
+      <w:r>
+        <w:rPr>
+          <w:rFonts w:ascii="Times New Roman" w:hAnsi="Times New Roman" w:cs="Times New Roman"/>
+          <w:i/>
+          <w:iCs/>
+          <w:color w:val="EE0000"/>
+          <w:sz w:val="26"/>
+          <w:szCs w:val="26"/>
+        </w:rPr>
+        <w:t>.</w:t>
+      </w:r>
+    </w:p>
+    <w:p>
+      <w:pPr>
+        <w:rPr>
+          <w:rFonts w:ascii="Times New Roman" w:hAnsi="Times New Roman" w:cs="Times New Roman"/>
+          <w:i/>
+          <w:iCs/>
+          <w:color w:val="EE0000"/>
+          <w:sz w:val="26"/>
+          <w:szCs w:val="26"/>
+          <w:lang w:val="vi-VN"/>
+        </w:rPr>
+      </w:pPr>
+      <w:r>
+        <w:rPr>
+          <w:rFonts w:ascii="Times New Roman" w:hAnsi="Times New Roman" w:cs="Times New Roman"/>
+          <w:i/>
+          <w:iCs/>
+          <w:color w:val="EE0000"/>
+          <w:sz w:val="26"/>
+          <w:szCs w:val="26"/>
+          <w:lang w:val="vi-VN"/>
+        </w:rPr>
+        <w:drawing>
+          <wp:inline distT="0" distB="0" distL="0" distR="0" wp14:anchorId="0088FD9C" wp14:editId="480BD61B">
+            <wp:extent cx="5943600" cy="2855595"/>
+            <wp:effectExtent l="0" t="0" r="0" b="1905"/>
+            <wp:docPr id="2010490576" name="Picture 1"/>
+            <wp:cNvGraphicFramePr>
+              <a:graphicFrameLocks xmlns:a="http://schemas.openxmlformats.org/drawingml/2006/main" noChangeAspect="1"/>
+            </wp:cNvGraphicFramePr>
+            <a:graphic xmlns:a="http://schemas.openxmlformats.org/drawingml/2006/main">
+              <a:graphicData uri="http://schemas.openxmlformats.org/drawingml/2006/picture">
+                <pic:pic xmlns:pic="http://schemas.openxmlformats.org/drawingml/2006/picture">
+                  <pic:nvPicPr>
+                    <pic:cNvPr id="2010490576" name=""/>
+                    <pic:cNvPicPr/>
+                  </pic:nvPicPr>
+                  <pic:blipFill>
+                    <a:blip r:embed="rId62"/>
+                    <a:stretch>
+                      <a:fillRect/>
+                    </a:stretch>
+                  </pic:blipFill>
+                  <pic:spPr>
+                    <a:xfrm>
+                      <a:off x="0" y="0"/>
+                      <a:ext cx="5943600" cy="2855595"/>
+                    </a:xfrm>
+                    <a:prstGeom prst="rect">
+                      <a:avLst/>
+                    </a:prstGeom>
+                  </pic:spPr>
+                </pic:pic>
+              </a:graphicData>
+            </a:graphic>
+          </wp:inline>
+        </w:drawing>
+      </w:r>
+    </w:p>
+    <w:p>
+      <w:pPr>
+        <w:rPr>
+          <w:rFonts w:ascii="Times New Roman" w:hAnsi="Times New Roman" w:cs="Times New Roman"/>
+          <w:i/>
+          <w:iCs/>
+          <w:color w:val="EE0000"/>
+          <w:sz w:val="26"/>
+          <w:szCs w:val="26"/>
+          <w:lang w:val="vi-VN"/>
+        </w:rPr>
+      </w:pPr>
+      <w:r>
+        <w:rPr>
+          <w:rFonts w:ascii="Times New Roman" w:hAnsi="Times New Roman" w:cs="Times New Roman"/>
+          <w:i/>
+          <w:iCs/>
+          <w:color w:val="EE0000"/>
+          <w:sz w:val="26"/>
+          <w:szCs w:val="26"/>
+          <w:lang w:val="vi-VN"/>
+        </w:rPr>
+        <w:t xml:space="preserve">Lệnh: </w:t>
+      </w:r>
+      <w:r>
+        <w:rPr>
+          <w:rFonts w:ascii="Times New Roman" w:hAnsi="Times New Roman" w:cs="Times New Roman"/>
+          <w:i/>
+          <w:iCs/>
+          <w:color w:val="EE0000"/>
+          <w:sz w:val="26"/>
+          <w:szCs w:val="26"/>
+          <w:lang w:val="vi-VN"/>
+        </w:rPr>
+        <w:t xml:space="preserve">docker run -d -p 6379:6379 --name bai9-redis </w:t>
+      </w:r>
+      <w:r>
+        <w:rPr>
+          <w:rFonts w:ascii="Times New Roman" w:hAnsi="Times New Roman" w:cs="Times New Roman"/>
+          <w:i/>
+          <w:iCs/>
+          <w:color w:val="EE0000"/>
+          <w:sz w:val="26"/>
+          <w:szCs w:val="26"/>
+          <w:lang w:val="vi-VN"/>
+        </w:rPr>
+        <w:t>bai9-redis</w:t>
+      </w:r>
+    </w:p>
+    <w:p>
+      <w:pPr>
+        <w:rPr>
+          <w:rFonts w:ascii="Times New Roman" w:hAnsi="Times New Roman" w:cs="Times New Roman"/>
+          <w:i/>
+          <w:iCs/>
+          <w:color w:val="EE0000"/>
+          <w:sz w:val="26"/>
+          <w:szCs w:val="26"/>
+          <w:lang w:val="vi-VN"/>
+        </w:rPr>
+      </w:pPr>
+      <w:r>
+        <w:rPr>
+          <w:rFonts w:ascii="Times New Roman" w:hAnsi="Times New Roman" w:cs="Times New Roman"/>
+          <w:i/>
+          <w:iCs/>
+          <w:color w:val="EE0000"/>
+          <w:sz w:val="26"/>
+          <w:szCs w:val="26"/>
+          <w:lang w:val="vi-VN"/>
+        </w:rPr>
+        <w:lastRenderedPageBreak/>
+        <w:drawing>
+          <wp:inline distT="0" distB="0" distL="0" distR="0" wp14:anchorId="55D38CA6" wp14:editId="12E9B1B7">
+            <wp:extent cx="5943600" cy="306705"/>
+            <wp:effectExtent l="0" t="0" r="0" b="0"/>
+            <wp:docPr id="1838098927" name="Picture 1"/>
+            <wp:cNvGraphicFramePr>
+              <a:graphicFrameLocks xmlns:a="http://schemas.openxmlformats.org/drawingml/2006/main" noChangeAspect="1"/>
+            </wp:cNvGraphicFramePr>
+            <a:graphic xmlns:a="http://schemas.openxmlformats.org/drawingml/2006/main">
+              <a:graphicData uri="http://schemas.openxmlformats.org/drawingml/2006/picture">
+                <pic:pic xmlns:pic="http://schemas.openxmlformats.org/drawingml/2006/picture">
+                  <pic:nvPicPr>
+                    <pic:cNvPr id="1838098927" name=""/>
+                    <pic:cNvPicPr/>
+                  </pic:nvPicPr>
+                  <pic:blipFill>
+                    <a:blip r:embed="rId63"/>
+                    <a:stretch>
+                      <a:fillRect/>
+                    </a:stretch>
+                  </pic:blipFill>
+                  <pic:spPr>
+                    <a:xfrm>
+                      <a:off x="0" y="0"/>
+                      <a:ext cx="5943600" cy="306705"/>
+                    </a:xfrm>
+                    <a:prstGeom prst="rect">
+                      <a:avLst/>
+                    </a:prstGeom>
+                  </pic:spPr>
+                </pic:pic>
+              </a:graphicData>
+            </a:graphic>
+          </wp:inline>
+        </w:drawing>
+      </w:r>
+    </w:p>
+    <w:p>
+      <w:pPr>
+        <w:rPr>
+          <w:rFonts w:ascii="Times New Roman" w:hAnsi="Times New Roman" w:cs="Times New Roman"/>
+          <w:i/>
+          <w:iCs/>
+          <w:color w:val="EE0000"/>
+          <w:sz w:val="26"/>
+          <w:szCs w:val="26"/>
+          <w:lang w:val="vi-VN"/>
+        </w:rPr>
+      </w:pPr>
+      <w:r>
+        <w:rPr>
+          <w:rFonts w:ascii="Times New Roman" w:hAnsi="Times New Roman" w:cs="Times New Roman"/>
+          <w:i/>
+          <w:iCs/>
+          <w:color w:val="EE0000"/>
+          <w:sz w:val="26"/>
+          <w:szCs w:val="26"/>
+          <w:lang w:val="vi-VN"/>
+        </w:rPr>
+        <w:t xml:space="preserve">Lệnh: </w:t>
+      </w:r>
+      <w:r>
+        <w:rPr>
+          <w:rFonts w:ascii="Times New Roman" w:hAnsi="Times New Roman" w:cs="Times New Roman"/>
+          <w:i/>
+          <w:iCs/>
+          <w:color w:val="EE0000"/>
+          <w:sz w:val="26"/>
+          <w:szCs w:val="26"/>
+          <w:lang w:val="vi-VN"/>
+        </w:rPr>
+        <w:t>docker exec -it bai9-redis redis-cli</w:t>
+      </w:r>
+    </w:p>
+    <w:p>
+      <w:pPr>
+        <w:rPr>
+          <w:rFonts w:ascii="Times New Roman" w:hAnsi="Times New Roman" w:cs="Times New Roman"/>
+          <w:i/>
+          <w:iCs/>
+          <w:color w:val="EE0000"/>
+          <w:sz w:val="26"/>
+          <w:szCs w:val="26"/>
+          <w:lang w:val="vi-VN"/>
+        </w:rPr>
+      </w:pPr>
+      <w:r>
+        <w:rPr>
+          <w:rFonts w:ascii="Times New Roman" w:hAnsi="Times New Roman" w:cs="Times New Roman"/>
+          <w:i/>
+          <w:iCs/>
+          <w:color w:val="EE0000"/>
+          <w:sz w:val="26"/>
+          <w:szCs w:val="26"/>
+          <w:lang w:val="vi-VN"/>
+        </w:rPr>
+        <w:drawing>
+          <wp:inline distT="0" distB="0" distL="0" distR="0" wp14:anchorId="5B3F16A4" wp14:editId="7A4A5852">
+            <wp:extent cx="5943600" cy="248285"/>
+            <wp:effectExtent l="0" t="0" r="0" b="0"/>
+            <wp:docPr id="869884569" name="Picture 1"/>
+            <wp:cNvGraphicFramePr>
+              <a:graphicFrameLocks xmlns:a="http://schemas.openxmlformats.org/drawingml/2006/main" noChangeAspect="1"/>
+            </wp:cNvGraphicFramePr>
+            <a:graphic xmlns:a="http://schemas.openxmlformats.org/drawingml/2006/main">
+              <a:graphicData uri="http://schemas.openxmlformats.org/drawingml/2006/picture">
+                <pic:pic xmlns:pic="http://schemas.openxmlformats.org/drawingml/2006/picture">
+                  <pic:nvPicPr>
+                    <pic:cNvPr id="869884569" name=""/>
+                    <pic:cNvPicPr/>
+                  </pic:nvPicPr>
+                  <pic:blipFill>
+                    <a:blip r:embed="rId64"/>
+                    <a:stretch>
+                      <a:fillRect/>
+                    </a:stretch>
+                  </pic:blipFill>
+                  <pic:spPr>
+                    <a:xfrm>
+                      <a:off x="0" y="0"/>
+                      <a:ext cx="5943600" cy="248285"/>
+                    </a:xfrm>
+                    <a:prstGeom prst="rect">
+                      <a:avLst/>
+                    </a:prstGeom>
+                  </pic:spPr>
+                </pic:pic>
+              </a:graphicData>
+            </a:graphic>
+          </wp:inline>
+        </w:drawing>
+      </w:r>
+    </w:p>
+    <w:p>
+      <w:pPr>
+        <w:rPr>
+          <w:rFonts w:ascii="Times New Roman" w:hAnsi="Times New Roman" w:cs="Times New Roman"/>
+          <w:sz w:val="26"/>
+          <w:szCs w:val="26"/>
+          <w:lang w:val="vi-VN"/>
+        </w:rPr>
+      </w:pPr>
+      <w:r>
+        <w:rPr>
+          <w:rFonts w:ascii="Times New Roman" w:hAnsi="Times New Roman" w:cs="Times New Roman"/>
+          <w:sz w:val="26"/>
+          <w:szCs w:val="26"/>
+          <w:lang w:val="vi-VN"/>
+        </w:rPr>
+        <w:drawing>
+          <wp:inline distT="0" distB="0" distL="0" distR="0" wp14:anchorId="44320134" wp14:editId="764A634A">
+            <wp:extent cx="5943600" cy="1029335"/>
+            <wp:effectExtent l="0" t="0" r="0" b="0"/>
+            <wp:docPr id="972039786" name="Picture 1"/>
+            <wp:cNvGraphicFramePr>
+              <a:graphicFrameLocks xmlns:a="http://schemas.openxmlformats.org/drawingml/2006/main" noChangeAspect="1"/>
+            </wp:cNvGraphicFramePr>
+            <a:graphic xmlns:a="http://schemas.openxmlformats.org/drawingml/2006/main">
+              <a:graphicData uri="http://schemas.openxmlformats.org/drawingml/2006/picture">
+                <pic:pic xmlns:pic="http://schemas.openxmlformats.org/drawingml/2006/picture">
+                  <pic:nvPicPr>
+                    <pic:cNvPr id="972039786" name=""/>
+                    <pic:cNvPicPr/>
+                  </pic:nvPicPr>
+                  <pic:blipFill>
+                    <a:blip r:embed="rId65"/>
+                    <a:stretch>
+                      <a:fillRect/>
+                    </a:stretch>
+                  </pic:blipFill>
+                  <pic:spPr>
+                    <a:xfrm>
+                      <a:off x="0" y="0"/>
+                      <a:ext cx="5943600" cy="1029335"/>
+                    </a:xfrm>
+                    <a:prstGeom prst="rect">
+                      <a:avLst/>
+                    </a:prstGeom>
+                  </pic:spPr>
+                </pic:pic>
+              </a:graphicData>
+            </a:graphic>
+          </wp:inline>
+        </w:drawing>
       </w:r>
     </w:p>
     <w:p>
@@ -6344,6 +8348,7 @@
           <w:rFonts w:ascii="Times New Roman" w:hAnsi="Times New Roman" w:cs="Times New Roman"/>
           <w:sz w:val="26"/>
           <w:szCs w:val="26"/>
+          <w:lang w:val="vi-VN"/>
         </w:rPr>
       </w:pPr>
       <w:r>
@@ -6353,6 +8358,186 @@
           <w:szCs w:val="26"/>
         </w:rPr>
         <w:t xml:space="preserve">Mount mã nguồn từ máy host vào container. </w:t>
+      </w:r>
+    </w:p>
+    <w:p>
+      <w:pPr>
+        <w:rPr>
+          <w:rFonts w:ascii="Times New Roman" w:hAnsi="Times New Roman" w:cs="Times New Roman"/>
+          <w:b/>
+          <w:bCs/>
+          <w:sz w:val="26"/>
+          <w:szCs w:val="26"/>
+          <w:lang w:val="vi-VN"/>
+        </w:rPr>
+      </w:pPr>
+      <w:r>
+        <w:rPr>
+          <w:rFonts w:ascii="Times New Roman" w:hAnsi="Times New Roman" w:cs="Times New Roman"/>
+          <w:b/>
+          <w:bCs/>
+          <w:sz w:val="26"/>
+          <w:szCs w:val="26"/>
+        </w:rPr>
+        <w:t>CMD</w:t>
+      </w:r>
+    </w:p>
+    <w:p>
+      <w:pPr>
+        <w:ind w:left="360"/>
+        <w:rPr>
+          <w:rFonts w:ascii="Times New Roman" w:hAnsi="Times New Roman" w:cs="Times New Roman"/>
+          <w:i/>
+          <w:iCs/>
+          <w:color w:val="EE0000"/>
+          <w:sz w:val="26"/>
+          <w:szCs w:val="26"/>
+          <w:lang w:val="vi-VN"/>
+        </w:rPr>
+      </w:pPr>
+      <w:r>
+        <w:rPr>
+          <w:rFonts w:ascii="Times New Roman" w:hAnsi="Times New Roman" w:cs="Times New Roman"/>
+          <w:i/>
+          <w:iCs/>
+          <w:color w:val="EE0000"/>
+          <w:sz w:val="26"/>
+          <w:szCs w:val="26"/>
+          <w:lang w:val="vi-VN"/>
+        </w:rPr>
+        <w:t xml:space="preserve">Lệnh: </w:t>
+      </w:r>
+      <w:r>
+        <w:rPr>
+          <w:rFonts w:ascii="Times New Roman" w:hAnsi="Times New Roman" w:cs="Times New Roman"/>
+          <w:i/>
+          <w:iCs/>
+          <w:color w:val="EE0000"/>
+          <w:sz w:val="26"/>
+          <w:szCs w:val="26"/>
+          <w:lang w:val="vi-VN"/>
+        </w:rPr>
+        <w:t>docker run -d -p 8080:80 --name bai10-php -v %cd%:/var/www/html php:8.2-apache</w:t>
+      </w:r>
+    </w:p>
+    <w:p>
+      <w:pPr>
+        <w:ind w:left="360"/>
+        <w:rPr>
+          <w:rFonts w:ascii="Times New Roman" w:hAnsi="Times New Roman" w:cs="Times New Roman"/>
+          <w:i/>
+          <w:iCs/>
+          <w:color w:val="EE0000"/>
+          <w:sz w:val="26"/>
+          <w:szCs w:val="26"/>
+          <w:lang w:val="vi-VN"/>
+        </w:rPr>
+      </w:pPr>
+      <w:r>
+        <w:rPr>
+          <w:rFonts w:ascii="Times New Roman" w:hAnsi="Times New Roman" w:cs="Times New Roman"/>
+          <w:i/>
+          <w:iCs/>
+          <w:color w:val="EE0000"/>
+          <w:sz w:val="26"/>
+          <w:szCs w:val="26"/>
+          <w:lang w:val="vi-VN"/>
+        </w:rPr>
+        <w:drawing>
+          <wp:inline distT="0" distB="0" distL="0" distR="0" wp14:anchorId="41B702DA" wp14:editId="72A1C1D7">
+            <wp:extent cx="5943600" cy="2082800"/>
+            <wp:effectExtent l="0" t="0" r="0" b="0"/>
+            <wp:docPr id="823023506" name="Picture 1"/>
+            <wp:cNvGraphicFramePr>
+              <a:graphicFrameLocks xmlns:a="http://schemas.openxmlformats.org/drawingml/2006/main" noChangeAspect="1"/>
+            </wp:cNvGraphicFramePr>
+            <a:graphic xmlns:a="http://schemas.openxmlformats.org/drawingml/2006/main">
+              <a:graphicData uri="http://schemas.openxmlformats.org/drawingml/2006/picture">
+                <pic:pic xmlns:pic="http://schemas.openxmlformats.org/drawingml/2006/picture">
+                  <pic:nvPicPr>
+                    <pic:cNvPr id="823023506" name=""/>
+                    <pic:cNvPicPr/>
+                  </pic:nvPicPr>
+                  <pic:blipFill>
+                    <a:blip r:embed="rId66"/>
+                    <a:stretch>
+                      <a:fillRect/>
+                    </a:stretch>
+                  </pic:blipFill>
+                  <pic:spPr>
+                    <a:xfrm>
+                      <a:off x="0" y="0"/>
+                      <a:ext cx="5943600" cy="2082800"/>
+                    </a:xfrm>
+                    <a:prstGeom prst="rect">
+                      <a:avLst/>
+                    </a:prstGeom>
+                  </pic:spPr>
+                </pic:pic>
+              </a:graphicData>
+            </a:graphic>
+          </wp:inline>
+        </w:drawing>
+      </w:r>
+    </w:p>
+    <w:p>
+      <w:pPr>
+        <w:ind w:left="360"/>
+        <w:rPr>
+          <w:rFonts w:ascii="Times New Roman" w:hAnsi="Times New Roman" w:cs="Times New Roman"/>
+          <w:i/>
+          <w:iCs/>
+          <w:color w:val="EE0000"/>
+          <w:sz w:val="26"/>
+          <w:szCs w:val="26"/>
+          <w:lang w:val="vi-VN"/>
+        </w:rPr>
+      </w:pPr>
+      <w:r>
+        <w:rPr>
+          <w:rFonts w:ascii="Times New Roman" w:hAnsi="Times New Roman" w:cs="Times New Roman"/>
+          <w:i/>
+          <w:iCs/>
+          <w:color w:val="EE0000"/>
+          <w:sz w:val="26"/>
+          <w:szCs w:val="26"/>
+          <w:lang w:val="vi-VN"/>
+        </w:rPr>
+        <w:drawing>
+          <wp:inline distT="0" distB="0" distL="0" distR="0" wp14:anchorId="019460CE" wp14:editId="6DF84AC0">
+            <wp:extent cx="5943600" cy="1457960"/>
+            <wp:effectExtent l="0" t="0" r="0" b="8890"/>
+            <wp:docPr id="1750565569" name="Picture 1"/>
+            <wp:cNvGraphicFramePr>
+              <a:graphicFrameLocks xmlns:a="http://schemas.openxmlformats.org/drawingml/2006/main" noChangeAspect="1"/>
+            </wp:cNvGraphicFramePr>
+            <a:graphic xmlns:a="http://schemas.openxmlformats.org/drawingml/2006/main">
+              <a:graphicData uri="http://schemas.openxmlformats.org/drawingml/2006/picture">
+                <pic:pic xmlns:pic="http://schemas.openxmlformats.org/drawingml/2006/picture">
+                  <pic:nvPicPr>
+                    <pic:cNvPr id="1750565569" name=""/>
+                    <pic:cNvPicPr/>
+                  </pic:nvPicPr>
+                  <pic:blipFill>
+                    <a:blip r:embed="rId67"/>
+                    <a:stretch>
+                      <a:fillRect/>
+                    </a:stretch>
+                  </pic:blipFill>
+                  <pic:spPr>
+                    <a:xfrm>
+                      <a:off x="0" y="0"/>
+                      <a:ext cx="5943600" cy="1457960"/>
+                    </a:xfrm>
+                    <a:prstGeom prst="rect">
+                      <a:avLst/>
+                    </a:prstGeom>
+                  </pic:spPr>
+                </pic:pic>
+              </a:graphicData>
+            </a:graphic>
+          </wp:inline>
+        </w:drawing>
       </w:r>
     </w:p>
     <w:p>
@@ -6372,6 +8557,126 @@
     </w:sectPr>
   </w:body>
 </w:document>
+</file>
+
+<file path=word/numbering.xml><?xml version="1.0" encoding="utf-8"?>
+<w:numbering xmlns:wpc="http://schemas.microsoft.com/office/word/2010/wordprocessingCanvas" xmlns:cx="http://schemas.microsoft.com/office/drawing/2014/chartex" xmlns:cx1="http://schemas.microsoft.com/office/drawing/2015/9/8/chartex" xmlns:cx2="http://schemas.microsoft.com/office/drawing/2015/10/21/chartex" xmlns:cx3="http://schemas.microsoft.com/office/drawing/2016/5/9/chartex" xmlns:cx4="http://schemas.microsoft.com/office/drawing/2016/5/10/chartex" xmlns:cx5="http://schemas.microsoft.com/office/drawing/2016/5/11/chartex" xmlns:cx6="http://schemas.microsoft.com/office/drawing/2016/5/12/chartex" xmlns:cx7="http://schemas.microsoft.com/office/drawing/2016/5/13/chartex" xmlns:cx8="http://schemas.microsoft.com/office/drawing/2016/5/14/chartex" xmlns:mc="http://schemas.openxmlformats.org/markup-compatibility/2006" xmlns:aink="http://schemas.microsoft.com/office/drawing/2016/ink" xmlns:am3d="http://schemas.microsoft.com/office/drawing/2017/model3d" xmlns:o="urn:schemas-microsoft-com:office:office" xmlns:oel="http://schemas.microsoft.com/office/2019/extlst" xmlns:r="http://schemas.openxmlformats.org/officeDocument/2006/relationships" xmlns:m="http://schemas.openxmlformats.org/officeDocument/2006/math" xmlns:v="urn:schemas-microsoft-com:vml" xmlns:wp14="http://schemas.microsoft.com/office/word/2010/wordprocessingDrawing" xmlns:wp="http://schemas.openxmlformats.org/drawingml/2006/wordprocessingDrawing" xmlns:w10="urn:schemas-microsoft-com:office:word" xmlns:w="http://schemas.openxmlformats.org/wordprocessingml/2006/main" xmlns:w14="http://schemas.microsoft.com/office/word/2010/wordml" xmlns:w15="http://schemas.microsoft.com/office/word/2012/wordml" xmlns:w16cex="http://schemas.microsoft.com/office/word/2018/wordml/cex" xmlns:w16cid="http://schemas.microsoft.com/office/word/2016/wordml/cid" xmlns:w16="http://schemas.microsoft.com/office/word/2018/wordml" xmlns:w16du="http://schemas.microsoft.com/office/word/2023/wordml/word16du" xmlns:w16sdtdh="http://schemas.microsoft.com/office/word/2020/wordml/sdtdatahash" xmlns:w16sdtfl="http://schemas.microsoft.com/office/word/2024/wordml/sdtformatlock" xmlns:w16se="http://schemas.microsoft.com/office/word/2015/wordml/symex" xmlns:wpg="http://schemas.microsoft.com/office/word/2010/wordprocessingGroup" xmlns:wpi="http://schemas.microsoft.com/office/word/2010/wordprocessingInk" xmlns:wne="http://schemas.microsoft.com/office/word/2006/wordml" xmlns:wps="http://schemas.microsoft.com/office/word/2010/wordprocessingShape" mc:Ignorable="w14 w15 w16se w16cid w16 w16cex w16sdtdh w16sdtfl w16du wp14">
+  <w:abstractNum w:abstractNumId="0" w15:restartNumberingAfterBreak="0">
+    <w:nsid w:val="54AD3035"/>
+    <w:multiLevelType w:val="hybridMultilevel"/>
+    <w:tmpl w:val="07E2B470"/>
+    <w:lvl w:ilvl="0" w:tplc="3714733A">
+      <w:numFmt w:val="bullet"/>
+      <w:lvlText w:val="-"/>
+      <w:lvlJc w:val="left"/>
+      <w:pPr>
+        <w:ind w:left="720" w:hanging="360"/>
+      </w:pPr>
+      <w:rPr>
+        <w:rFonts w:ascii="Times New Roman" w:eastAsiaTheme="minorHAnsi" w:hAnsi="Times New Roman" w:cs="Times New Roman" w:hint="default"/>
+      </w:rPr>
+    </w:lvl>
+    <w:lvl w:ilvl="1" w:tplc="04090003" w:tentative="1">
+      <w:start w:val="1"/>
+      <w:numFmt w:val="bullet"/>
+      <w:lvlText w:val="o"/>
+      <w:lvlJc w:val="left"/>
+      <w:pPr>
+        <w:ind w:left="1440" w:hanging="360"/>
+      </w:pPr>
+      <w:rPr>
+        <w:rFonts w:ascii="Courier New" w:hAnsi="Courier New" w:cs="Courier New" w:hint="default"/>
+      </w:rPr>
+    </w:lvl>
+    <w:lvl w:ilvl="2" w:tplc="04090005" w:tentative="1">
+      <w:start w:val="1"/>
+      <w:numFmt w:val="bullet"/>
+      <w:lvlText w:val=""/>
+      <w:lvlJc w:val="left"/>
+      <w:pPr>
+        <w:ind w:left="2160" w:hanging="360"/>
+      </w:pPr>
+      <w:rPr>
+        <w:rFonts w:ascii="Wingdings" w:hAnsi="Wingdings" w:hint="default"/>
+      </w:rPr>
+    </w:lvl>
+    <w:lvl w:ilvl="3" w:tplc="04090001" w:tentative="1">
+      <w:start w:val="1"/>
+      <w:numFmt w:val="bullet"/>
+      <w:lvlText w:val=""/>
+      <w:lvlJc w:val="left"/>
+      <w:pPr>
+        <w:ind w:left="2880" w:hanging="360"/>
+      </w:pPr>
+      <w:rPr>
+        <w:rFonts w:ascii="Symbol" w:hAnsi="Symbol" w:hint="default"/>
+      </w:rPr>
+    </w:lvl>
+    <w:lvl w:ilvl="4" w:tplc="04090003" w:tentative="1">
+      <w:start w:val="1"/>
+      <w:numFmt w:val="bullet"/>
+      <w:lvlText w:val="o"/>
+      <w:lvlJc w:val="left"/>
+      <w:pPr>
+        <w:ind w:left="3600" w:hanging="360"/>
+      </w:pPr>
+      <w:rPr>
+        <w:rFonts w:ascii="Courier New" w:hAnsi="Courier New" w:cs="Courier New" w:hint="default"/>
+      </w:rPr>
+    </w:lvl>
+    <w:lvl w:ilvl="5" w:tplc="04090005" w:tentative="1">
+      <w:start w:val="1"/>
+      <w:numFmt w:val="bullet"/>
+      <w:lvlText w:val=""/>
+      <w:lvlJc w:val="left"/>
+      <w:pPr>
+        <w:ind w:left="4320" w:hanging="360"/>
+      </w:pPr>
+      <w:rPr>
+        <w:rFonts w:ascii="Wingdings" w:hAnsi="Wingdings" w:hint="default"/>
+      </w:rPr>
+    </w:lvl>
+    <w:lvl w:ilvl="6" w:tplc="04090001" w:tentative="1">
+      <w:start w:val="1"/>
+      <w:numFmt w:val="bullet"/>
+      <w:lvlText w:val=""/>
+      <w:lvlJc w:val="left"/>
+      <w:pPr>
+        <w:ind w:left="5040" w:hanging="360"/>
+      </w:pPr>
+      <w:rPr>
+        <w:rFonts w:ascii="Symbol" w:hAnsi="Symbol" w:hint="default"/>
+      </w:rPr>
+    </w:lvl>
+    <w:lvl w:ilvl="7" w:tplc="04090003" w:tentative="1">
+      <w:start w:val="1"/>
+      <w:numFmt w:val="bullet"/>
+      <w:lvlText w:val="o"/>
+      <w:lvlJc w:val="left"/>
+      <w:pPr>
+        <w:ind w:left="5760" w:hanging="360"/>
+      </w:pPr>
+      <w:rPr>
+        <w:rFonts w:ascii="Courier New" w:hAnsi="Courier New" w:cs="Courier New" w:hint="default"/>
+      </w:rPr>
+    </w:lvl>
+    <w:lvl w:ilvl="8" w:tplc="04090005" w:tentative="1">
+      <w:start w:val="1"/>
+      <w:numFmt w:val="bullet"/>
+      <w:lvlText w:val=""/>
+      <w:lvlJc w:val="left"/>
+      <w:pPr>
+        <w:ind w:left="6480" w:hanging="360"/>
+      </w:pPr>
+      <w:rPr>
+        <w:rFonts w:ascii="Wingdings" w:hAnsi="Wingdings" w:hint="default"/>
+      </w:rPr>
+    </w:lvl>
+  </w:abstractNum>
+  <w:num w:numId="1" w16cid:durableId="1280911509">
+    <w:abstractNumId w:val="0"/>
+  </w:num>
+</w:numbering>
 </file>
 
 <file path=word/styles.xml><?xml version="1.0" encoding="utf-8"?>
@@ -6774,7 +9079,7 @@
   <w:style w:type="paragraph" w:default="1" w:styleId="Normal">
     <w:name w:val="Normal"/>
     <w:qFormat/>
-    <w:rsid w:val="00A84025"/>
+    <w:rsid w:val="00796E27"/>
   </w:style>
   <w:style w:type="paragraph" w:styleId="Heading1">
     <w:name w:val="heading 1"/>
@@ -6983,6 +9288,7 @@
   <w:style w:type="table" w:default="1" w:styleId="TableNormal">
     <w:name w:val="Normal Table"/>
     <w:uiPriority w:val="99"/>
+    <w:semiHidden/>
     <w:unhideWhenUsed/>
     <w:tblPr>
       <w:tblInd w:w="0" w:type="dxa"/>
